--- a/docs/00-ho-so-chung/00-3-doi-chieu-ho-so-theo-cong-doan.docx
+++ b/docs/00-ho-so-chung/00-3-doi-chieu-ho-so-theo-cong-doan.docx
@@ -5643,7 +5643,7 @@
           <w:sz w:val="24"/>
           <w:szCs w:val="24"/>
         </w:rPr>
-        <w:t xml:space="preserve">9.1 Hồ sơ chung — 5 tài liệu</w:t>
+        <w:t xml:space="preserve">9.1 Hồ sơ chung — 6 tài liệu</w:t>
       </w:r>
     </w:p>
     <w:tbl>
@@ -6172,6 +6172,92 @@
                 <w:szCs w:val="20"/>
               </w:rPr>
               <w:t xml:space="preserve">Quy chuẩn viết mã, quản lý phiên bản, quy trình đổi cấu trúc dữ liệu</w:t>
+            </w:r>
+          </w:p>
+        </w:tc>
+      </w:tr>
+      <w:tr>
+        <w:trPr>
+          <w:tblHeader w:val="false"/>
+        </w:trPr>
+        <w:tc>
+          <w:tcPr>
+            <w:tcW w:type="dxa" w:w="974"/>
+            <w:tcMar>
+              <w:top w:type="dxa" w:w="90"/>
+              <w:left w:type="dxa" w:w="120"/>
+              <w:bottom w:type="dxa" w:w="90"/>
+              <w:right w:type="dxa" w:w="120"/>
+            </w:tcMar>
+            <w:vAlign w:val="center"/>
+          </w:tcPr>
+          <w:p>
+            <w:pPr>
+              <w:spacing w:after="0" w:line="280"/>
+            </w:pPr>
+            <w:r>
+              <w:rPr>
+                <w:rFonts w:ascii="Be Vietnam Pro" w:cs="Be Vietnam Pro" w:eastAsia="Be Vietnam Pro" w:hAnsi="Be Vietnam Pro"/>
+                <w:color w:val="101814"/>
+                <w:sz w:val="20"/>
+                <w:szCs w:val="20"/>
+              </w:rPr>
+              <w:t xml:space="preserve">6</w:t>
+            </w:r>
+          </w:p>
+        </w:tc>
+        <w:tc>
+          <w:tcPr>
+            <w:tcW w:type="dxa" w:w="3186"/>
+            <w:tcMar>
+              <w:top w:type="dxa" w:w="90"/>
+              <w:left w:type="dxa" w:w="120"/>
+              <w:bottom w:type="dxa" w:w="90"/>
+              <w:right w:type="dxa" w:w="120"/>
+            </w:tcMar>
+            <w:vAlign w:val="center"/>
+          </w:tcPr>
+          <w:p>
+            <w:pPr>
+              <w:spacing w:after="0" w:line="280"/>
+            </w:pPr>
+            <w:r>
+              <w:rPr>
+                <w:rFonts w:ascii="Menlo" w:cs="Menlo" w:eastAsia="Menlo" w:hAnsi="Menlo"/>
+                <w:color w:val="036F3D"/>
+                <w:sz w:val="20"/>
+                <w:szCs w:val="20"/>
+                <w:shd w:fill="F1F5F3" w:color="auto" w:val="clear"/>
+              </w:rPr>
+              <w:t xml:space="preserve">00-6-ho-so-chi-phi-phat-trien.md</w:t>
+            </w:r>
+          </w:p>
+        </w:tc>
+        <w:tc>
+          <w:tcPr>
+            <w:tcW w:type="dxa" w:w="5200"/>
+            <w:tcMar>
+              <w:top w:type="dxa" w:w="90"/>
+              <w:left w:type="dxa" w:w="120"/>
+              <w:bottom w:type="dxa" w:w="90"/>
+              <w:right w:type="dxa" w:w="120"/>
+            </w:tcMar>
+            <w:vAlign w:val="center"/>
+          </w:tcPr>
+          <w:p>
+            <w:pPr>
+              <w:spacing w:after="0" w:line="280"/>
+            </w:pPr>
+            <w:r>
+              <w:rPr>
+                <w:rFonts w:ascii="Be Vietnam Pro" w:cs="Be Vietnam Pro" w:eastAsia="Be Vietnam Pro" w:hAnsi="Be Vietnam Pro"/>
+                <w:b/>
+                <w:bCs/>
+                <w:color w:val="101814"/>
+                <w:sz w:val="20"/>
+                <w:szCs w:val="20"/>
+              </w:rPr>
+              <w:t xml:space="preserve">Chi phí nhân công, hạ tầng, dịch vụ; căn cứ phân bổ; đối chiếu hoá đơn</w:t>
             </w:r>
           </w:p>
         </w:tc>
@@ -7168,7 +7254,7 @@
           <w:sz w:val="21"/>
           <w:szCs w:val="21"/>
         </w:rPr>
-        <w:t xml:space="preserve">Tổng cộng: 5 + 30 + 1 mục lục = 36 tài liệu.</w:t>
+        <w:t xml:space="preserve">Tổng cộng: 6 + 30 + 1 mục lục = 37 tài liệu.</w:t>
       </w:r>
     </w:p>
     <w:p>
@@ -8096,11 +8182,13 @@
             <w:r>
               <w:rPr>
                 <w:rFonts w:ascii="Be Vietnam Pro" w:cs="Be Vietnam Pro" w:eastAsia="Be Vietnam Pro" w:hAnsi="Be Vietnam Pro"/>
-                <w:color w:val="101814"/>
-                <w:sz w:val="20"/>
-                <w:szCs w:val="20"/>
-              </w:rPr>
-              <w:t xml:space="preserve">Đối chiếu lại văn bản pháp lý đang có hiệu lực tại thời điểm nộp</w:t>
+                <w:b/>
+                <w:bCs/>
+                <w:color w:val="101814"/>
+                <w:sz w:val="20"/>
+                <w:szCs w:val="20"/>
+              </w:rPr>
+              <w:t xml:space="preserve">Điền hồ sơ chi phí `00-6`: bảng kê nhân công, hạ tầng, dịch vụ</w:t>
             </w:r>
           </w:p>
         </w:tc>
@@ -8158,6 +8246,378 @@
                 <w:szCs w:val="20"/>
               </w:rPr>
               <w:t xml:space="preserve">10</w:t>
+            </w:r>
+          </w:p>
+        </w:tc>
+        <w:tc>
+          <w:tcPr>
+            <w:tcW w:type="dxa" w:w="7086"/>
+            <w:tcMar>
+              <w:top w:type="dxa" w:w="90"/>
+              <w:left w:type="dxa" w:w="120"/>
+              <w:bottom w:type="dxa" w:w="90"/>
+              <w:right w:type="dxa" w:w="120"/>
+            </w:tcMar>
+            <w:vAlign w:val="center"/>
+          </w:tcPr>
+          <w:p>
+            <w:pPr>
+              <w:spacing w:after="0" w:line="280"/>
+            </w:pPr>
+            <w:r>
+              <w:rPr>
+                <w:rFonts w:ascii="Be Vietnam Pro" w:cs="Be Vietnam Pro" w:eastAsia="Be Vietnam Pro" w:hAnsi="Be Vietnam Pro"/>
+                <w:b/>
+                <w:bCs/>
+                <w:color w:val="101814"/>
+                <w:sz w:val="20"/>
+                <w:szCs w:val="20"/>
+              </w:rPr>
+              <w:t xml:space="preserve">Đối chiếu chi phí dịch vụ AI trong hệ thống với hoá đơn nhà cung cấp</w:t>
+            </w:r>
+          </w:p>
+        </w:tc>
+        <w:tc>
+          <w:tcPr>
+            <w:tcW w:type="dxa" w:w="1300"/>
+            <w:tcMar>
+              <w:top w:type="dxa" w:w="90"/>
+              <w:left w:type="dxa" w:w="120"/>
+              <w:bottom w:type="dxa" w:w="90"/>
+              <w:right w:type="dxa" w:w="120"/>
+            </w:tcMar>
+            <w:vAlign w:val="center"/>
+          </w:tcPr>
+          <w:p>
+            <w:pPr>
+              <w:spacing w:after="0" w:line="280"/>
+            </w:pPr>
+            <w:r>
+              <w:rPr>
+                <w:rFonts w:ascii="Be Vietnam Pro" w:cs="Be Vietnam Pro" w:eastAsia="Be Vietnam Pro" w:hAnsi="Be Vietnam Pro"/>
+                <w:color w:val="101814"/>
+                <w:sz w:val="20"/>
+                <w:szCs w:val="20"/>
+              </w:rPr>
+              <w:t xml:space="preserve">☐</w:t>
+            </w:r>
+          </w:p>
+        </w:tc>
+      </w:tr>
+      <w:tr>
+        <w:trPr>
+          <w:tblHeader w:val="false"/>
+        </w:trPr>
+        <w:tc>
+          <w:tcPr>
+            <w:tcW w:type="dxa" w:w="974"/>
+            <w:tcMar>
+              <w:top w:type="dxa" w:w="90"/>
+              <w:left w:type="dxa" w:w="120"/>
+              <w:bottom w:type="dxa" w:w="90"/>
+              <w:right w:type="dxa" w:w="120"/>
+            </w:tcMar>
+            <w:vAlign w:val="center"/>
+          </w:tcPr>
+          <w:p>
+            <w:pPr>
+              <w:spacing w:after="0" w:line="280"/>
+            </w:pPr>
+            <w:r>
+              <w:rPr>
+                <w:rFonts w:ascii="Be Vietnam Pro" w:cs="Be Vietnam Pro" w:eastAsia="Be Vietnam Pro" w:hAnsi="Be Vietnam Pro"/>
+                <w:color w:val="101814"/>
+                <w:sz w:val="20"/>
+                <w:szCs w:val="20"/>
+              </w:rPr>
+              <w:t xml:space="preserve">11</w:t>
+            </w:r>
+          </w:p>
+        </w:tc>
+        <w:tc>
+          <w:tcPr>
+            <w:tcW w:type="dxa" w:w="7086"/>
+            <w:tcMar>
+              <w:top w:type="dxa" w:w="90"/>
+              <w:left w:type="dxa" w:w="120"/>
+              <w:bottom w:type="dxa" w:w="90"/>
+              <w:right w:type="dxa" w:w="120"/>
+            </w:tcMar>
+            <w:vAlign w:val="center"/>
+          </w:tcPr>
+          <w:p>
+            <w:pPr>
+              <w:spacing w:after="0" w:line="280"/>
+            </w:pPr>
+            <w:r>
+              <w:rPr>
+                <w:rFonts w:ascii="Be Vietnam Pro" w:cs="Be Vietnam Pro" w:eastAsia="Be Vietnam Pro" w:hAnsi="Be Vietnam Pro"/>
+                <w:color w:val="101814"/>
+                <w:sz w:val="20"/>
+                <w:szCs w:val="20"/>
+              </w:rPr>
+              <w:t xml:space="preserve">Điền kết quả kiểm thử đối chiếu tài liệu gốc ở </w:t>
+            </w:r>
+            <w:r>
+              <w:rPr>
+                <w:rFonts w:ascii="Menlo" w:cs="Menlo" w:eastAsia="Menlo" w:hAnsi="Menlo"/>
+                <w:color w:val="036F3D"/>
+                <w:sz w:val="20"/>
+                <w:szCs w:val="20"/>
+                <w:shd w:fill="F1F5F3" w:color="auto" w:val="clear"/>
+              </w:rPr>
+              <w:t xml:space="preserve">DA2-07</w:t>
+            </w:r>
+            <w:r>
+              <w:rPr>
+                <w:rFonts w:ascii="Be Vietnam Pro" w:cs="Be Vietnam Pro" w:eastAsia="Be Vietnam Pro" w:hAnsi="Be Vietnam Pro"/>
+                <w:color w:val="101814"/>
+                <w:sz w:val="20"/>
+                <w:szCs w:val="20"/>
+              </w:rPr>
+              <w:t xml:space="preserve"> mục 4</w:t>
+            </w:r>
+          </w:p>
+        </w:tc>
+        <w:tc>
+          <w:tcPr>
+            <w:tcW w:type="dxa" w:w="1300"/>
+            <w:tcMar>
+              <w:top w:type="dxa" w:w="90"/>
+              <w:left w:type="dxa" w:w="120"/>
+              <w:bottom w:type="dxa" w:w="90"/>
+              <w:right w:type="dxa" w:w="120"/>
+            </w:tcMar>
+            <w:vAlign w:val="center"/>
+          </w:tcPr>
+          <w:p>
+            <w:pPr>
+              <w:spacing w:after="0" w:line="280"/>
+            </w:pPr>
+            <w:r>
+              <w:rPr>
+                <w:rFonts w:ascii="Be Vietnam Pro" w:cs="Be Vietnam Pro" w:eastAsia="Be Vietnam Pro" w:hAnsi="Be Vietnam Pro"/>
+                <w:color w:val="101814"/>
+                <w:sz w:val="20"/>
+                <w:szCs w:val="20"/>
+              </w:rPr>
+              <w:t xml:space="preserve">☐</w:t>
+            </w:r>
+          </w:p>
+        </w:tc>
+      </w:tr>
+      <w:tr>
+        <w:trPr>
+          <w:tblHeader w:val="false"/>
+        </w:trPr>
+        <w:tc>
+          <w:tcPr>
+            <w:tcW w:type="dxa" w:w="974"/>
+            <w:tcMar>
+              <w:top w:type="dxa" w:w="90"/>
+              <w:left w:type="dxa" w:w="120"/>
+              <w:bottom w:type="dxa" w:w="90"/>
+              <w:right w:type="dxa" w:w="120"/>
+            </w:tcMar>
+            <w:vAlign w:val="center"/>
+          </w:tcPr>
+          <w:p>
+            <w:pPr>
+              <w:spacing w:after="0" w:line="280"/>
+            </w:pPr>
+            <w:r>
+              <w:rPr>
+                <w:rFonts w:ascii="Be Vietnam Pro" w:cs="Be Vietnam Pro" w:eastAsia="Be Vietnam Pro" w:hAnsi="Be Vietnam Pro"/>
+                <w:color w:val="101814"/>
+                <w:sz w:val="20"/>
+                <w:szCs w:val="20"/>
+              </w:rPr>
+              <w:t xml:space="preserve">12</w:t>
+            </w:r>
+          </w:p>
+        </w:tc>
+        <w:tc>
+          <w:tcPr>
+            <w:tcW w:type="dxa" w:w="7086"/>
+            <w:tcMar>
+              <w:top w:type="dxa" w:w="90"/>
+              <w:left w:type="dxa" w:w="120"/>
+              <w:bottom w:type="dxa" w:w="90"/>
+              <w:right w:type="dxa" w:w="120"/>
+            </w:tcMar>
+            <w:vAlign w:val="center"/>
+          </w:tcPr>
+          <w:p>
+            <w:pPr>
+              <w:spacing w:after="0" w:line="280"/>
+            </w:pPr>
+            <w:r>
+              <w:rPr>
+                <w:rFonts w:ascii="Be Vietnam Pro" w:cs="Be Vietnam Pro" w:eastAsia="Be Vietnam Pro" w:hAnsi="Be Vietnam Pro"/>
+                <w:color w:val="101814"/>
+                <w:sz w:val="20"/>
+                <w:szCs w:val="20"/>
+              </w:rPr>
+              <w:t xml:space="preserve">Chạy bộ ca kiểm thử an toàn </w:t>
+            </w:r>
+            <w:r>
+              <w:rPr>
+                <w:rFonts w:ascii="Menlo" w:cs="Menlo" w:eastAsia="Menlo" w:hAnsi="Menlo"/>
+                <w:color w:val="036F3D"/>
+                <w:sz w:val="20"/>
+                <w:szCs w:val="20"/>
+                <w:shd w:fill="F1F5F3" w:color="auto" w:val="clear"/>
+              </w:rPr>
+              <w:t xml:space="preserve">DA3-07</w:t>
+            </w:r>
+            <w:r>
+              <w:rPr>
+                <w:rFonts w:ascii="Be Vietnam Pro" w:cs="Be Vietnam Pro" w:eastAsia="Be Vietnam Pro" w:hAnsi="Be Vietnam Pro"/>
+                <w:color w:val="101814"/>
+                <w:sz w:val="20"/>
+                <w:szCs w:val="20"/>
+              </w:rPr>
+              <w:t xml:space="preserve"> mục 3, ghi kết quả</w:t>
+            </w:r>
+          </w:p>
+        </w:tc>
+        <w:tc>
+          <w:tcPr>
+            <w:tcW w:type="dxa" w:w="1300"/>
+            <w:tcMar>
+              <w:top w:type="dxa" w:w="90"/>
+              <w:left w:type="dxa" w:w="120"/>
+              <w:bottom w:type="dxa" w:w="90"/>
+              <w:right w:type="dxa" w:w="120"/>
+            </w:tcMar>
+            <w:vAlign w:val="center"/>
+          </w:tcPr>
+          <w:p>
+            <w:pPr>
+              <w:spacing w:after="0" w:line="280"/>
+            </w:pPr>
+            <w:r>
+              <w:rPr>
+                <w:rFonts w:ascii="Be Vietnam Pro" w:cs="Be Vietnam Pro" w:eastAsia="Be Vietnam Pro" w:hAnsi="Be Vietnam Pro"/>
+                <w:color w:val="101814"/>
+                <w:sz w:val="20"/>
+                <w:szCs w:val="20"/>
+              </w:rPr>
+              <w:t xml:space="preserve">☐</w:t>
+            </w:r>
+          </w:p>
+        </w:tc>
+      </w:tr>
+      <w:tr>
+        <w:trPr>
+          <w:tblHeader w:val="false"/>
+        </w:trPr>
+        <w:tc>
+          <w:tcPr>
+            <w:tcW w:type="dxa" w:w="974"/>
+            <w:tcMar>
+              <w:top w:type="dxa" w:w="90"/>
+              <w:left w:type="dxa" w:w="120"/>
+              <w:bottom w:type="dxa" w:w="90"/>
+              <w:right w:type="dxa" w:w="120"/>
+            </w:tcMar>
+            <w:vAlign w:val="center"/>
+          </w:tcPr>
+          <w:p>
+            <w:pPr>
+              <w:spacing w:after="0" w:line="280"/>
+            </w:pPr>
+            <w:r>
+              <w:rPr>
+                <w:rFonts w:ascii="Be Vietnam Pro" w:cs="Be Vietnam Pro" w:eastAsia="Be Vietnam Pro" w:hAnsi="Be Vietnam Pro"/>
+                <w:color w:val="101814"/>
+                <w:sz w:val="20"/>
+                <w:szCs w:val="20"/>
+              </w:rPr>
+              <w:t xml:space="preserve">13</w:t>
+            </w:r>
+          </w:p>
+        </w:tc>
+        <w:tc>
+          <w:tcPr>
+            <w:tcW w:type="dxa" w:w="7086"/>
+            <w:tcMar>
+              <w:top w:type="dxa" w:w="90"/>
+              <w:left w:type="dxa" w:w="120"/>
+              <w:bottom w:type="dxa" w:w="90"/>
+              <w:right w:type="dxa" w:w="120"/>
+            </w:tcMar>
+            <w:vAlign w:val="center"/>
+          </w:tcPr>
+          <w:p>
+            <w:pPr>
+              <w:spacing w:after="0" w:line="280"/>
+            </w:pPr>
+            <w:r>
+              <w:rPr>
+                <w:rFonts w:ascii="Be Vietnam Pro" w:cs="Be Vietnam Pro" w:eastAsia="Be Vietnam Pro" w:hAnsi="Be Vietnam Pro"/>
+                <w:color w:val="101814"/>
+                <w:sz w:val="20"/>
+                <w:szCs w:val="20"/>
+              </w:rPr>
+              <w:t xml:space="preserve">Đối chiếu lại văn bản pháp lý đang có hiệu lực tại thời điểm nộp</w:t>
+            </w:r>
+          </w:p>
+        </w:tc>
+        <w:tc>
+          <w:tcPr>
+            <w:tcW w:type="dxa" w:w="1300"/>
+            <w:tcMar>
+              <w:top w:type="dxa" w:w="90"/>
+              <w:left w:type="dxa" w:w="120"/>
+              <w:bottom w:type="dxa" w:w="90"/>
+              <w:right w:type="dxa" w:w="120"/>
+            </w:tcMar>
+            <w:vAlign w:val="center"/>
+          </w:tcPr>
+          <w:p>
+            <w:pPr>
+              <w:spacing w:after="0" w:line="280"/>
+            </w:pPr>
+            <w:r>
+              <w:rPr>
+                <w:rFonts w:ascii="Be Vietnam Pro" w:cs="Be Vietnam Pro" w:eastAsia="Be Vietnam Pro" w:hAnsi="Be Vietnam Pro"/>
+                <w:color w:val="101814"/>
+                <w:sz w:val="20"/>
+                <w:szCs w:val="20"/>
+              </w:rPr>
+              <w:t xml:space="preserve">☐</w:t>
+            </w:r>
+          </w:p>
+        </w:tc>
+      </w:tr>
+      <w:tr>
+        <w:trPr>
+          <w:tblHeader w:val="false"/>
+        </w:trPr>
+        <w:tc>
+          <w:tcPr>
+            <w:tcW w:type="dxa" w:w="974"/>
+            <w:tcMar>
+              <w:top w:type="dxa" w:w="90"/>
+              <w:left w:type="dxa" w:w="120"/>
+              <w:bottom w:type="dxa" w:w="90"/>
+              <w:right w:type="dxa" w:w="120"/>
+            </w:tcMar>
+            <w:vAlign w:val="center"/>
+          </w:tcPr>
+          <w:p>
+            <w:pPr>
+              <w:spacing w:after="0" w:line="280"/>
+            </w:pPr>
+            <w:r>
+              <w:rPr>
+                <w:rFonts w:ascii="Be Vietnam Pro" w:cs="Be Vietnam Pro" w:eastAsia="Be Vietnam Pro" w:hAnsi="Be Vietnam Pro"/>
+                <w:color w:val="101814"/>
+                <w:sz w:val="20"/>
+                <w:szCs w:val="20"/>
+              </w:rPr>
+              <w:t xml:space="preserve">14</w:t>
             </w:r>
           </w:p>
         </w:tc>
@@ -8260,7 +8720,7 @@
           <w:sz w:val="21"/>
           <w:szCs w:val="21"/>
         </w:rPr>
-        <w:t xml:space="preserve">Bảy mục đầu là việc của công ty, không phải việc kỹ thuật. Hồ sơ kỹ thuật dù đầy đủ đến đâu, thiếu bảy mục này thì vẫn không chứng minh được </w:t>
+        <w:t xml:space="preserve">Tám mục đầu là việc của công ty, không phải việc kỹ thuật. Hồ sơ kỹ thuật dù đầy đủ đến đâu, thiếu bảy mục này thì vẫn không chứng minh được </w:t>
       </w:r>
       <w:r>
         <w:rPr>

--- a/docs/00-ho-so-chung/00-3-doi-chieu-ho-so-theo-cong-doan.docx
+++ b/docs/00-ho-so-chung/00-3-doi-chieu-ho-so-theo-cong-doan.docx
@@ -4,12 +4,12 @@
   <w:body>
     <w:p>
       <w:pPr>
-        <w:spacing w:after="1400"/>
+        <w:spacing w:after="900"/>
       </w:pPr>
     </w:p>
     <w:p>
       <w:pPr>
-        <w:spacing w:after="700"/>
+        <w:spacing w:after="350"/>
         <w:jc w:val="center"/>
       </w:pPr>
       <w:r>
@@ -77,7 +77,7 @@
           <w:top w:val="single" w:color="008E4D" w:sz="12" w:space="18"/>
           <w:bottom w:val="single" w:color="008E4D" w:sz="12" w:space="18"/>
         </w:pBdr>
-        <w:spacing w:after="900" w:before="260"/>
+        <w:spacing w:after="500" w:before="220"/>
         <w:jc w:val="center"/>
       </w:pPr>
       <w:r>
@@ -94,7 +94,7 @@
     </w:p>
     <w:p>
       <w:pPr>
-        <w:spacing w:after="700"/>
+        <w:spacing w:after="350"/>
         <w:jc w:val="center"/>
       </w:pPr>
       <w:r>
@@ -469,7 +469,7 @@
                 <w:sz w:val="20"/>
                 <w:szCs w:val="20"/>
               </w:rPr>
-              <w:t xml:space="preserve">1.0</w:t>
+              <w:t xml:space="preserve">1.1</w:t>
             </w:r>
           </w:p>
         </w:tc>
@@ -591,7 +591,7 @@
     </w:tbl>
     <w:p>
       <w:pPr>
-        <w:spacing w:after="420"/>
+        <w:spacing w:after="200"/>
       </w:pPr>
     </w:p>
     <w:p>
@@ -625,9 +625,9 @@
         <w:tblLayout w:type="fixed"/>
       </w:tblPr>
       <w:tblGrid>
-        <w:gridCol w:w="2407"/>
-        <w:gridCol w:w="2674"/>
-        <w:gridCol w:w="4279"/>
+        <w:gridCol w:w="1478"/>
+        <w:gridCol w:w="1700"/>
+        <w:gridCol w:w="6182"/>
       </w:tblGrid>
       <w:tr>
         <w:trPr>
@@ -635,7 +635,7 @@
         </w:trPr>
         <w:tc>
           <w:tcPr>
-            <w:tcW w:type="dxa" w:w="2407"/>
+            <w:tcW w:type="dxa" w:w="1478"/>
             <w:shd w:fill="EEF6F1" w:color="auto" w:val="clear"/>
             <w:tcMar>
               <w:top w:type="dxa" w:w="90"/>
@@ -665,7 +665,7 @@
         </w:tc>
         <w:tc>
           <w:tcPr>
-            <w:tcW w:type="dxa" w:w="2674"/>
+            <w:tcW w:type="dxa" w:w="1700"/>
             <w:shd w:fill="EEF6F1" w:color="auto" w:val="clear"/>
             <w:tcMar>
               <w:top w:type="dxa" w:w="90"/>
@@ -695,7 +695,7 @@
         </w:tc>
         <w:tc>
           <w:tcPr>
-            <w:tcW w:type="dxa" w:w="4279"/>
+            <w:tcW w:type="dxa" w:w="6182"/>
             <w:shd w:fill="EEF6F1" w:color="auto" w:val="clear"/>
             <w:tcMar>
               <w:top w:type="dxa" w:w="90"/>
@@ -729,7 +729,7 @@
         </w:trPr>
         <w:tc>
           <w:tcPr>
-            <w:tcW w:type="dxa" w:w="2407"/>
+            <w:tcW w:type="dxa" w:w="1478"/>
             <w:tcMar>
               <w:top w:type="dxa" w:w="90"/>
               <w:left w:type="dxa" w:w="120"/>
@@ -756,7 +756,7 @@
         </w:tc>
         <w:tc>
           <w:tcPr>
-            <w:tcW w:type="dxa" w:w="2674"/>
+            <w:tcW w:type="dxa" w:w="1700"/>
             <w:tcMar>
               <w:top w:type="dxa" w:w="90"/>
               <w:left w:type="dxa" w:w="120"/>
@@ -783,7 +783,7 @@
         </w:tc>
         <w:tc>
           <w:tcPr>
-            <w:tcW w:type="dxa" w:w="4279"/>
+            <w:tcW w:type="dxa" w:w="6182"/>
             <w:tcMar>
               <w:top w:type="dxa" w:w="90"/>
               <w:left w:type="dxa" w:w="120"/>
@@ -804,6 +804,91 @@
                 <w:szCs w:val="20"/>
               </w:rPr>
               <w:t xml:space="preserve">Ban hành lần đầu</w:t>
+            </w:r>
+          </w:p>
+        </w:tc>
+      </w:tr>
+      <w:tr>
+        <w:trPr>
+          <w:tblHeader w:val="false"/>
+        </w:trPr>
+        <w:tc>
+          <w:tcPr>
+            <w:tcW w:type="dxa" w:w="1478"/>
+            <w:tcMar>
+              <w:top w:type="dxa" w:w="90"/>
+              <w:left w:type="dxa" w:w="120"/>
+              <w:bottom w:type="dxa" w:w="90"/>
+              <w:right w:type="dxa" w:w="120"/>
+            </w:tcMar>
+            <w:vAlign w:val="center"/>
+          </w:tcPr>
+          <w:p>
+            <w:pPr>
+              <w:spacing w:after="0" w:line="280"/>
+              <w:jc w:val="center"/>
+            </w:pPr>
+            <w:r>
+              <w:rPr>
+                <w:rFonts w:ascii="Be Vietnam Pro" w:cs="Be Vietnam Pro" w:eastAsia="Be Vietnam Pro" w:hAnsi="Be Vietnam Pro"/>
+                <w:color w:val="101814"/>
+                <w:sz w:val="20"/>
+                <w:szCs w:val="20"/>
+              </w:rPr>
+              <w:t xml:space="preserve">1.1</w:t>
+            </w:r>
+          </w:p>
+        </w:tc>
+        <w:tc>
+          <w:tcPr>
+            <w:tcW w:type="dxa" w:w="1700"/>
+            <w:tcMar>
+              <w:top w:type="dxa" w:w="90"/>
+              <w:left w:type="dxa" w:w="120"/>
+              <w:bottom w:type="dxa" w:w="90"/>
+              <w:right w:type="dxa" w:w="120"/>
+            </w:tcMar>
+            <w:vAlign w:val="center"/>
+          </w:tcPr>
+          <w:p>
+            <w:pPr>
+              <w:spacing w:after="0" w:line="280"/>
+              <w:jc w:val="center"/>
+            </w:pPr>
+            <w:r>
+              <w:rPr>
+                <w:rFonts w:ascii="Be Vietnam Pro" w:cs="Be Vietnam Pro" w:eastAsia="Be Vietnam Pro" w:hAnsi="Be Vietnam Pro"/>
+                <w:color w:val="101814"/>
+                <w:sz w:val="20"/>
+                <w:szCs w:val="20"/>
+              </w:rPr>
+              <w:t xml:space="preserve">03/09/2026</w:t>
+            </w:r>
+          </w:p>
+        </w:tc>
+        <w:tc>
+          <w:tcPr>
+            <w:tcW w:type="dxa" w:w="6182"/>
+            <w:tcMar>
+              <w:top w:type="dxa" w:w="90"/>
+              <w:left w:type="dxa" w:w="120"/>
+              <w:bottom w:type="dxa" w:w="90"/>
+              <w:right w:type="dxa" w:w="120"/>
+            </w:tcMar>
+            <w:vAlign w:val="center"/>
+          </w:tcPr>
+          <w:p>
+            <w:pPr>
+              <w:spacing w:after="0" w:line="280"/>
+            </w:pPr>
+            <w:r>
+              <w:rPr>
+                <w:rFonts w:ascii="Be Vietnam Pro" w:cs="Be Vietnam Pro" w:eastAsia="Be Vietnam Pro" w:hAnsi="Be Vietnam Pro"/>
+                <w:color w:val="101814"/>
+                <w:sz w:val="20"/>
+                <w:szCs w:val="20"/>
+              </w:rPr>
+              <w:t xml:space="preserve">Bổ sung phụ lục trạng thái dự thảo DA4</w:t>
             </w:r>
           </w:p>
         </w:tc>
@@ -811,7 +896,7 @@
     </w:tbl>
     <w:p>
       <w:pPr>
-        <w:spacing w:after="420"/>
+        <w:spacing w:after="200"/>
       </w:pPr>
     </w:p>
     <w:p>
@@ -7254,8 +7339,1124 @@
           <w:sz w:val="21"/>
           <w:szCs w:val="21"/>
         </w:rPr>
-        <w:t xml:space="preserve">Tổng cộng: 6 + 30 + 1 mục lục = 37 tài liệu.</w:t>
+        <w:t xml:space="preserve">Tổng cộng sau khi bổ sung DA4: 6 + 40 + 1 mục lục = 47 tài liệu.</w:t>
       </w:r>
+      <w:r>
+        <w:rPr>
+          <w:rFonts w:ascii="Be Vietnam Pro" w:cs="Be Vietnam Pro" w:eastAsia="Be Vietnam Pro" w:hAnsi="Be Vietnam Pro"/>
+          <w:color w:val="101814"/>
+          <w:sz w:val="21"/>
+          <w:szCs w:val="21"/>
+        </w:rPr>
+        <w:t xml:space="preserve"> DA4 hiện là hồ sơ thiết kế, checklist và biểu mẫu; không tính là bằng chứng đã hoàn tất công đoạn 3–7.</w:t>
+      </w:r>
+    </w:p>
+    <w:p>
+      <w:pPr>
+        <w:pStyle w:val="Heading2"/>
+        <w:spacing w:after="120" w:before="280"/>
+      </w:pPr>
+      <w:r>
+        <w:rPr>
+          <w:rFonts w:ascii="Be Vietnam Pro" w:cs="Be Vietnam Pro" w:eastAsia="Be Vietnam Pro" w:hAnsi="Be Vietnam Pro"/>
+          <w:b/>
+          <w:bCs/>
+          <w:color w:val="008E4D"/>
+          <w:sz w:val="24"/>
+          <w:szCs w:val="24"/>
+        </w:rPr>
+        <w:t xml:space="preserve">9.3 DA4 — trạng thái theo công đoạn</w:t>
+      </w:r>
+    </w:p>
+    <w:tbl>
+      <w:tblPr>
+        <w:tblW w:type="dxa" w:w="9360"/>
+        <w:tblBorders>
+          <w:top w:val="single" w:color="CFE3D8" w:sz="4"/>
+          <w:left w:val="single" w:color="CFE3D8" w:sz="4"/>
+          <w:bottom w:val="single" w:color="CFE3D8" w:sz="4"/>
+          <w:right w:val="single" w:color="CFE3D8" w:sz="4"/>
+          <w:insideH w:val="single" w:color="CFE3D8" w:sz="4"/>
+          <w:insideV w:val="single" w:color="CFE3D8" w:sz="4"/>
+        </w:tblBorders>
+        <w:tblLayout w:type="fixed"/>
+      </w:tblPr>
+      <w:tblGrid>
+        <w:gridCol w:w="1700"/>
+        <w:gridCol w:w="1859"/>
+        <w:gridCol w:w="1846"/>
+        <w:gridCol w:w="3955"/>
+      </w:tblGrid>
+      <w:tr>
+        <w:trPr>
+          <w:tblHeader/>
+        </w:trPr>
+        <w:tc>
+          <w:tcPr>
+            <w:tcW w:type="dxa" w:w="1700"/>
+            <w:shd w:fill="EEF6F1" w:color="auto" w:val="clear"/>
+            <w:tcMar>
+              <w:top w:type="dxa" w:w="90"/>
+              <w:left w:type="dxa" w:w="120"/>
+              <w:bottom w:type="dxa" w:w="90"/>
+              <w:right w:type="dxa" w:w="120"/>
+            </w:tcMar>
+            <w:vAlign w:val="center"/>
+          </w:tcPr>
+          <w:p>
+            <w:pPr>
+              <w:spacing w:after="0" w:line="280"/>
+            </w:pPr>
+            <w:r>
+              <w:rPr>
+                <w:rFonts w:ascii="Be Vietnam Pro" w:cs="Be Vietnam Pro" w:eastAsia="Be Vietnam Pro" w:hAnsi="Be Vietnam Pro"/>
+                <w:b/>
+                <w:bCs/>
+                <w:color w:val="036F3D"/>
+                <w:sz w:val="20"/>
+                <w:szCs w:val="20"/>
+              </w:rPr>
+              <w:t xml:space="preserve">Công đoạn</w:t>
+            </w:r>
+          </w:p>
+        </w:tc>
+        <w:tc>
+          <w:tcPr>
+            <w:tcW w:type="dxa" w:w="1859"/>
+            <w:shd w:fill="EEF6F1" w:color="auto" w:val="clear"/>
+            <w:tcMar>
+              <w:top w:type="dxa" w:w="90"/>
+              <w:left w:type="dxa" w:w="120"/>
+              <w:bottom w:type="dxa" w:w="90"/>
+              <w:right w:type="dxa" w:w="120"/>
+            </w:tcMar>
+            <w:vAlign w:val="center"/>
+          </w:tcPr>
+          <w:p>
+            <w:pPr>
+              <w:spacing w:after="0" w:line="280"/>
+            </w:pPr>
+            <w:r>
+              <w:rPr>
+                <w:rFonts w:ascii="Be Vietnam Pro" w:cs="Be Vietnam Pro" w:eastAsia="Be Vietnam Pro" w:hAnsi="Be Vietnam Pro"/>
+                <w:b/>
+                <w:bCs/>
+                <w:color w:val="036F3D"/>
+                <w:sz w:val="20"/>
+                <w:szCs w:val="20"/>
+              </w:rPr>
+              <w:t xml:space="preserve">Tài liệu DA4</w:t>
+            </w:r>
+          </w:p>
+        </w:tc>
+        <w:tc>
+          <w:tcPr>
+            <w:tcW w:type="dxa" w:w="1846"/>
+            <w:shd w:fill="EEF6F1" w:color="auto" w:val="clear"/>
+            <w:tcMar>
+              <w:top w:type="dxa" w:w="90"/>
+              <w:left w:type="dxa" w:w="120"/>
+              <w:bottom w:type="dxa" w:w="90"/>
+              <w:right w:type="dxa" w:w="120"/>
+            </w:tcMar>
+            <w:vAlign w:val="center"/>
+          </w:tcPr>
+          <w:p>
+            <w:pPr>
+              <w:spacing w:after="0" w:line="280"/>
+            </w:pPr>
+            <w:r>
+              <w:rPr>
+                <w:rFonts w:ascii="Be Vietnam Pro" w:cs="Be Vietnam Pro" w:eastAsia="Be Vietnam Pro" w:hAnsi="Be Vietnam Pro"/>
+                <w:b/>
+                <w:bCs/>
+                <w:color w:val="036F3D"/>
+                <w:sz w:val="20"/>
+                <w:szCs w:val="20"/>
+              </w:rPr>
+              <w:t xml:space="preserve">Trạng thái</w:t>
+            </w:r>
+          </w:p>
+        </w:tc>
+        <w:tc>
+          <w:tcPr>
+            <w:tcW w:type="dxa" w:w="3955"/>
+            <w:shd w:fill="EEF6F1" w:color="auto" w:val="clear"/>
+            <w:tcMar>
+              <w:top w:type="dxa" w:w="90"/>
+              <w:left w:type="dxa" w:w="120"/>
+              <w:bottom w:type="dxa" w:w="90"/>
+              <w:right w:type="dxa" w:w="120"/>
+            </w:tcMar>
+            <w:vAlign w:val="center"/>
+          </w:tcPr>
+          <w:p>
+            <w:pPr>
+              <w:spacing w:after="0" w:line="280"/>
+            </w:pPr>
+            <w:r>
+              <w:rPr>
+                <w:rFonts w:ascii="Be Vietnam Pro" w:cs="Be Vietnam Pro" w:eastAsia="Be Vietnam Pro" w:hAnsi="Be Vietnam Pro"/>
+                <w:b/>
+                <w:bCs/>
+                <w:color w:val="036F3D"/>
+                <w:sz w:val="20"/>
+                <w:szCs w:val="20"/>
+              </w:rPr>
+              <w:t xml:space="preserve">Bằng chứng còn thiếu</w:t>
+            </w:r>
+          </w:p>
+        </w:tc>
+      </w:tr>
+      <w:tr>
+        <w:trPr>
+          <w:tblHeader w:val="false"/>
+        </w:trPr>
+        <w:tc>
+          <w:tcPr>
+            <w:tcW w:type="dxa" w:w="1700"/>
+            <w:tcMar>
+              <w:top w:type="dxa" w:w="90"/>
+              <w:left w:type="dxa" w:w="120"/>
+              <w:bottom w:type="dxa" w:w="90"/>
+              <w:right w:type="dxa" w:w="120"/>
+            </w:tcMar>
+            <w:vAlign w:val="center"/>
+          </w:tcPr>
+          <w:p>
+            <w:pPr>
+              <w:spacing w:after="0" w:line="280"/>
+            </w:pPr>
+            <w:r>
+              <w:rPr>
+                <w:rFonts w:ascii="Be Vietnam Pro" w:cs="Be Vietnam Pro" w:eastAsia="Be Vietnam Pro" w:hAnsi="Be Vietnam Pro"/>
+                <w:color w:val="101814"/>
+                <w:sz w:val="20"/>
+                <w:szCs w:val="20"/>
+              </w:rPr>
+              <w:t xml:space="preserve">1. Xác định yêu cầu</w:t>
+            </w:r>
+          </w:p>
+        </w:tc>
+        <w:tc>
+          <w:tcPr>
+            <w:tcW w:type="dxa" w:w="1859"/>
+            <w:tcMar>
+              <w:top w:type="dxa" w:w="90"/>
+              <w:left w:type="dxa" w:w="120"/>
+              <w:bottom w:type="dxa" w:w="90"/>
+              <w:right w:type="dxa" w:w="120"/>
+            </w:tcMar>
+            <w:vAlign w:val="center"/>
+          </w:tcPr>
+          <w:p>
+            <w:pPr>
+              <w:spacing w:after="0" w:line="280"/>
+            </w:pPr>
+            <w:r>
+              <w:rPr>
+                <w:rFonts w:ascii="Menlo" w:cs="Menlo" w:eastAsia="Menlo" w:hAnsi="Menlo"/>
+                <w:color w:val="036F3D"/>
+                <w:sz w:val="20"/>
+                <w:szCs w:val="20"/>
+                <w:shd w:fill="F1F5F3" w:color="auto" w:val="clear"/>
+              </w:rPr>
+              <w:t xml:space="preserve">DA4-02-cd1-xac-dinh-yeu-cau.md</w:t>
+            </w:r>
+          </w:p>
+        </w:tc>
+        <w:tc>
+          <w:tcPr>
+            <w:tcW w:type="dxa" w:w="1846"/>
+            <w:tcMar>
+              <w:top w:type="dxa" w:w="90"/>
+              <w:left w:type="dxa" w:w="120"/>
+              <w:bottom w:type="dxa" w:w="90"/>
+              <w:right w:type="dxa" w:w="120"/>
+            </w:tcMar>
+            <w:vAlign w:val="center"/>
+          </w:tcPr>
+          <w:p>
+            <w:pPr>
+              <w:spacing w:after="0" w:line="280"/>
+            </w:pPr>
+            <w:r>
+              <w:rPr>
+                <w:rFonts w:ascii="Be Vietnam Pro" w:cs="Be Vietnam Pro" w:eastAsia="Be Vietnam Pro" w:hAnsi="Be Vietnam Pro"/>
+                <w:color w:val="101814"/>
+                <w:sz w:val="20"/>
+                <w:szCs w:val="20"/>
+              </w:rPr>
+              <w:t xml:space="preserve">Dự thảo chờ phê duyệt</w:t>
+            </w:r>
+          </w:p>
+        </w:tc>
+        <w:tc>
+          <w:tcPr>
+            <w:tcW w:type="dxa" w:w="3955"/>
+            <w:tcMar>
+              <w:top w:type="dxa" w:w="90"/>
+              <w:left w:type="dxa" w:w="120"/>
+              <w:bottom w:type="dxa" w:w="90"/>
+              <w:right w:type="dxa" w:w="120"/>
+            </w:tcMar>
+            <w:vAlign w:val="center"/>
+          </w:tcPr>
+          <w:p>
+            <w:pPr>
+              <w:spacing w:after="0" w:line="280"/>
+            </w:pPr>
+            <w:r>
+              <w:rPr>
+                <w:rFonts w:ascii="Be Vietnam Pro" w:cs="Be Vietnam Pro" w:eastAsia="Be Vietnam Pro" w:hAnsi="Be Vietnam Pro"/>
+                <w:color w:val="101814"/>
+                <w:sz w:val="20"/>
+                <w:szCs w:val="20"/>
+              </w:rPr>
+              <w:t xml:space="preserve">Biên bản duyệt phạm vi, role, dataScope, câu hỏi và báo cáo ưu tiên</w:t>
+            </w:r>
+          </w:p>
+        </w:tc>
+      </w:tr>
+      <w:tr>
+        <w:trPr>
+          <w:tblHeader w:val="false"/>
+        </w:trPr>
+        <w:tc>
+          <w:tcPr>
+            <w:tcW w:type="dxa" w:w="1700"/>
+            <w:tcMar>
+              <w:top w:type="dxa" w:w="90"/>
+              <w:left w:type="dxa" w:w="120"/>
+              <w:bottom w:type="dxa" w:w="90"/>
+              <w:right w:type="dxa" w:w="120"/>
+            </w:tcMar>
+            <w:vAlign w:val="center"/>
+          </w:tcPr>
+          <w:p>
+            <w:pPr>
+              <w:spacing w:after="0" w:line="280"/>
+            </w:pPr>
+            <w:r>
+              <w:rPr>
+                <w:rFonts w:ascii="Be Vietnam Pro" w:cs="Be Vietnam Pro" w:eastAsia="Be Vietnam Pro" w:hAnsi="Be Vietnam Pro"/>
+                <w:color w:val="101814"/>
+                <w:sz w:val="20"/>
+                <w:szCs w:val="20"/>
+              </w:rPr>
+              <w:t xml:space="preserve">2. Phân tích và thiết kế</w:t>
+            </w:r>
+          </w:p>
+        </w:tc>
+        <w:tc>
+          <w:tcPr>
+            <w:tcW w:type="dxa" w:w="1859"/>
+            <w:tcMar>
+              <w:top w:type="dxa" w:w="90"/>
+              <w:left w:type="dxa" w:w="120"/>
+              <w:bottom w:type="dxa" w:w="90"/>
+              <w:right w:type="dxa" w:w="120"/>
+            </w:tcMar>
+            <w:vAlign w:val="center"/>
+          </w:tcPr>
+          <w:p>
+            <w:pPr>
+              <w:spacing w:after="0" w:line="280"/>
+            </w:pPr>
+            <w:r>
+              <w:rPr>
+                <w:rFonts w:ascii="Menlo" w:cs="Menlo" w:eastAsia="Menlo" w:hAnsi="Menlo"/>
+                <w:color w:val="036F3D"/>
+                <w:sz w:val="20"/>
+                <w:szCs w:val="20"/>
+                <w:shd w:fill="F1F5F3" w:color="auto" w:val="clear"/>
+              </w:rPr>
+              <w:t xml:space="preserve">DA4-03</w:t>
+            </w:r>
+            <w:r>
+              <w:rPr>
+                <w:rFonts w:ascii="Be Vietnam Pro" w:cs="Be Vietnam Pro" w:eastAsia="Be Vietnam Pro" w:hAnsi="Be Vietnam Pro"/>
+                <w:color w:val="101814"/>
+                <w:sz w:val="20"/>
+                <w:szCs w:val="20"/>
+              </w:rPr>
+              <w:t xml:space="preserve">, </w:t>
+            </w:r>
+            <w:r>
+              <w:rPr>
+                <w:rFonts w:ascii="Menlo" w:cs="Menlo" w:eastAsia="Menlo" w:hAnsi="Menlo"/>
+                <w:color w:val="036F3D"/>
+                <w:sz w:val="20"/>
+                <w:szCs w:val="20"/>
+                <w:shd w:fill="F1F5F3" w:color="auto" w:val="clear"/>
+              </w:rPr>
+              <w:t xml:space="preserve">DA4-04</w:t>
+            </w:r>
+            <w:r>
+              <w:rPr>
+                <w:rFonts w:ascii="Be Vietnam Pro" w:cs="Be Vietnam Pro" w:eastAsia="Be Vietnam Pro" w:hAnsi="Be Vietnam Pro"/>
+                <w:color w:val="101814"/>
+                <w:sz w:val="20"/>
+                <w:szCs w:val="20"/>
+              </w:rPr>
+              <w:t xml:space="preserve">, </w:t>
+            </w:r>
+            <w:r>
+              <w:rPr>
+                <w:rFonts w:ascii="Menlo" w:cs="Menlo" w:eastAsia="Menlo" w:hAnsi="Menlo"/>
+                <w:color w:val="036F3D"/>
+                <w:sz w:val="20"/>
+                <w:szCs w:val="20"/>
+                <w:shd w:fill="F1F5F3" w:color="auto" w:val="clear"/>
+              </w:rPr>
+              <w:t xml:space="preserve">DA4-05</w:t>
+            </w:r>
+          </w:p>
+        </w:tc>
+        <w:tc>
+          <w:tcPr>
+            <w:tcW w:type="dxa" w:w="1846"/>
+            <w:tcMar>
+              <w:top w:type="dxa" w:w="90"/>
+              <w:left w:type="dxa" w:w="120"/>
+              <w:bottom w:type="dxa" w:w="90"/>
+              <w:right w:type="dxa" w:w="120"/>
+            </w:tcMar>
+            <w:vAlign w:val="center"/>
+          </w:tcPr>
+          <w:p>
+            <w:pPr>
+              <w:spacing w:after="0" w:line="280"/>
+            </w:pPr>
+            <w:r>
+              <w:rPr>
+                <w:rFonts w:ascii="Be Vietnam Pro" w:cs="Be Vietnam Pro" w:eastAsia="Be Vietnam Pro" w:hAnsi="Be Vietnam Pro"/>
+                <w:color w:val="101814"/>
+                <w:sz w:val="20"/>
+                <w:szCs w:val="20"/>
+              </w:rPr>
+              <w:t xml:space="preserve">Dự thảo chờ phê duyệt</w:t>
+            </w:r>
+          </w:p>
+        </w:tc>
+        <w:tc>
+          <w:tcPr>
+            <w:tcW w:type="dxa" w:w="3955"/>
+            <w:tcMar>
+              <w:top w:type="dxa" w:w="90"/>
+              <w:left w:type="dxa" w:w="120"/>
+              <w:bottom w:type="dxa" w:w="90"/>
+              <w:right w:type="dxa" w:w="120"/>
+            </w:tcMar>
+            <w:vAlign w:val="center"/>
+          </w:tcPr>
+          <w:p>
+            <w:pPr>
+              <w:spacing w:after="0" w:line="280"/>
+            </w:pPr>
+            <w:r>
+              <w:rPr>
+                <w:rFonts w:ascii="Be Vietnam Pro" w:cs="Be Vietnam Pro" w:eastAsia="Be Vietnam Pro" w:hAnsi="Be Vietnam Pro"/>
+                <w:color w:val="101814"/>
+                <w:sz w:val="20"/>
+                <w:szCs w:val="20"/>
+              </w:rPr>
+              <w:t xml:space="preserve">Schema </w:t>
+            </w:r>
+            <w:r>
+              <w:rPr>
+                <w:rFonts w:ascii="Menlo" w:cs="Menlo" w:eastAsia="Menlo" w:hAnsi="Menlo"/>
+                <w:color w:val="036F3D"/>
+                <w:sz w:val="20"/>
+                <w:szCs w:val="20"/>
+                <w:shd w:fill="F1F5F3" w:color="auto" w:val="clear"/>
+              </w:rPr>
+              <w:t xml:space="preserve">OPS_SHEET_ID</w:t>
+            </w:r>
+            <w:r>
+              <w:rPr>
+                <w:rFonts w:ascii="Be Vietnam Pro" w:cs="Be Vietnam Pro" w:eastAsia="Be Vietnam Pro" w:hAnsi="Be Vietnam Pro"/>
+                <w:color w:val="101814"/>
+                <w:sz w:val="20"/>
+                <w:szCs w:val="20"/>
+              </w:rPr>
+              <w:t xml:space="preserve">, ma trận quyền, thiết kế module nghiệp vụ đã ký</w:t>
+            </w:r>
+          </w:p>
+        </w:tc>
+      </w:tr>
+      <w:tr>
+        <w:trPr>
+          <w:tblHeader w:val="false"/>
+        </w:trPr>
+        <w:tc>
+          <w:tcPr>
+            <w:tcW w:type="dxa" w:w="1700"/>
+            <w:tcMar>
+              <w:top w:type="dxa" w:w="90"/>
+              <w:left w:type="dxa" w:w="120"/>
+              <w:bottom w:type="dxa" w:w="90"/>
+              <w:right w:type="dxa" w:w="120"/>
+            </w:tcMar>
+            <w:vAlign w:val="center"/>
+          </w:tcPr>
+          <w:p>
+            <w:pPr>
+              <w:spacing w:after="0" w:line="280"/>
+            </w:pPr>
+            <w:r>
+              <w:rPr>
+                <w:rFonts w:ascii="Be Vietnam Pro" w:cs="Be Vietnam Pro" w:eastAsia="Be Vietnam Pro" w:hAnsi="Be Vietnam Pro"/>
+                <w:color w:val="101814"/>
+                <w:sz w:val="20"/>
+                <w:szCs w:val="20"/>
+              </w:rPr>
+              <w:t xml:space="preserve">3. Lập trình</w:t>
+            </w:r>
+          </w:p>
+        </w:tc>
+        <w:tc>
+          <w:tcPr>
+            <w:tcW w:type="dxa" w:w="1859"/>
+            <w:tcMar>
+              <w:top w:type="dxa" w:w="90"/>
+              <w:left w:type="dxa" w:w="120"/>
+              <w:bottom w:type="dxa" w:w="90"/>
+              <w:right w:type="dxa" w:w="120"/>
+            </w:tcMar>
+            <w:vAlign w:val="center"/>
+          </w:tcPr>
+          <w:p>
+            <w:pPr>
+              <w:spacing w:after="0" w:line="280"/>
+            </w:pPr>
+            <w:r>
+              <w:rPr>
+                <w:rFonts w:ascii="Menlo" w:cs="Menlo" w:eastAsia="Menlo" w:hAnsi="Menlo"/>
+                <w:color w:val="036F3D"/>
+                <w:sz w:val="20"/>
+                <w:szCs w:val="20"/>
+                <w:shd w:fill="F1F5F3" w:color="auto" w:val="clear"/>
+              </w:rPr>
+              <w:t xml:space="preserve">DA4-06</w:t>
+            </w:r>
+          </w:p>
+        </w:tc>
+        <w:tc>
+          <w:tcPr>
+            <w:tcW w:type="dxa" w:w="1846"/>
+            <w:tcMar>
+              <w:top w:type="dxa" w:w="90"/>
+              <w:left w:type="dxa" w:w="120"/>
+              <w:bottom w:type="dxa" w:w="90"/>
+              <w:right w:type="dxa" w:w="120"/>
+            </w:tcMar>
+            <w:vAlign w:val="center"/>
+          </w:tcPr>
+          <w:p>
+            <w:pPr>
+              <w:spacing w:after="0" w:line="280"/>
+            </w:pPr>
+            <w:r>
+              <w:rPr>
+                <w:rFonts w:ascii="Be Vietnam Pro" w:cs="Be Vietnam Pro" w:eastAsia="Be Vietnam Pro" w:hAnsi="Be Vietnam Pro"/>
+                <w:color w:val="101814"/>
+                <w:sz w:val="20"/>
+                <w:szCs w:val="20"/>
+              </w:rPr>
+              <w:t xml:space="preserve">Mới có kế hoạch và chuẩn mã</w:t>
+            </w:r>
+          </w:p>
+        </w:tc>
+        <w:tc>
+          <w:tcPr>
+            <w:tcW w:type="dxa" w:w="3955"/>
+            <w:tcMar>
+              <w:top w:type="dxa" w:w="90"/>
+              <w:left w:type="dxa" w:w="120"/>
+              <w:bottom w:type="dxa" w:w="90"/>
+              <w:right w:type="dxa" w:w="120"/>
+            </w:tcMar>
+            <w:vAlign w:val="center"/>
+          </w:tcPr>
+          <w:p>
+            <w:pPr>
+              <w:spacing w:after="0" w:line="280"/>
+            </w:pPr>
+            <w:r>
+              <w:rPr>
+                <w:rFonts w:ascii="Be Vietnam Pro" w:cs="Be Vietnam Pro" w:eastAsia="Be Vietnam Pro" w:hAnsi="Be Vietnam Pro"/>
+                <w:color w:val="101814"/>
+                <w:sz w:val="20"/>
+                <w:szCs w:val="20"/>
+              </w:rPr>
+              <w:t xml:space="preserve">Project Apps Script, commit/version, code review, secret scan</w:t>
+            </w:r>
+          </w:p>
+        </w:tc>
+      </w:tr>
+      <w:tr>
+        <w:trPr>
+          <w:tblHeader w:val="false"/>
+        </w:trPr>
+        <w:tc>
+          <w:tcPr>
+            <w:tcW w:type="dxa" w:w="1700"/>
+            <w:tcMar>
+              <w:top w:type="dxa" w:w="90"/>
+              <w:left w:type="dxa" w:w="120"/>
+              <w:bottom w:type="dxa" w:w="90"/>
+              <w:right w:type="dxa" w:w="120"/>
+            </w:tcMar>
+            <w:vAlign w:val="center"/>
+          </w:tcPr>
+          <w:p>
+            <w:pPr>
+              <w:spacing w:after="0" w:line="280"/>
+            </w:pPr>
+            <w:r>
+              <w:rPr>
+                <w:rFonts w:ascii="Be Vietnam Pro" w:cs="Be Vietnam Pro" w:eastAsia="Be Vietnam Pro" w:hAnsi="Be Vietnam Pro"/>
+                <w:color w:val="101814"/>
+                <w:sz w:val="20"/>
+                <w:szCs w:val="20"/>
+              </w:rPr>
+              <w:t xml:space="preserve">4. Kiểm thử</w:t>
+            </w:r>
+          </w:p>
+        </w:tc>
+        <w:tc>
+          <w:tcPr>
+            <w:tcW w:type="dxa" w:w="1859"/>
+            <w:tcMar>
+              <w:top w:type="dxa" w:w="90"/>
+              <w:left w:type="dxa" w:w="120"/>
+              <w:bottom w:type="dxa" w:w="90"/>
+              <w:right w:type="dxa" w:w="120"/>
+            </w:tcMar>
+            <w:vAlign w:val="center"/>
+          </w:tcPr>
+          <w:p>
+            <w:pPr>
+              <w:spacing w:after="0" w:line="280"/>
+            </w:pPr>
+            <w:r>
+              <w:rPr>
+                <w:rFonts w:ascii="Menlo" w:cs="Menlo" w:eastAsia="Menlo" w:hAnsi="Menlo"/>
+                <w:color w:val="036F3D"/>
+                <w:sz w:val="20"/>
+                <w:szCs w:val="20"/>
+                <w:shd w:fill="F1F5F3" w:color="auto" w:val="clear"/>
+              </w:rPr>
+              <w:t xml:space="preserve">DA4-07</w:t>
+            </w:r>
+          </w:p>
+        </w:tc>
+        <w:tc>
+          <w:tcPr>
+            <w:tcW w:type="dxa" w:w="1846"/>
+            <w:tcMar>
+              <w:top w:type="dxa" w:w="90"/>
+              <w:left w:type="dxa" w:w="120"/>
+              <w:bottom w:type="dxa" w:w="90"/>
+              <w:right w:type="dxa" w:w="120"/>
+            </w:tcMar>
+            <w:vAlign w:val="center"/>
+          </w:tcPr>
+          <w:p>
+            <w:pPr>
+              <w:spacing w:after="0" w:line="280"/>
+            </w:pPr>
+            <w:r>
+              <w:rPr>
+                <w:rFonts w:ascii="Be Vietnam Pro" w:cs="Be Vietnam Pro" w:eastAsia="Be Vietnam Pro" w:hAnsi="Be Vietnam Pro"/>
+                <w:color w:val="101814"/>
+                <w:sz w:val="20"/>
+                <w:szCs w:val="20"/>
+              </w:rPr>
+              <w:t xml:space="preserve">Có bộ ca, chưa chạy</w:t>
+            </w:r>
+          </w:p>
+        </w:tc>
+        <w:tc>
+          <w:tcPr>
+            <w:tcW w:type="dxa" w:w="3955"/>
+            <w:tcMar>
+              <w:top w:type="dxa" w:w="90"/>
+              <w:left w:type="dxa" w:w="120"/>
+              <w:bottom w:type="dxa" w:w="90"/>
+              <w:right w:type="dxa" w:w="120"/>
+            </w:tcMar>
+            <w:vAlign w:val="center"/>
+          </w:tcPr>
+          <w:p>
+            <w:pPr>
+              <w:spacing w:after="0" w:line="280"/>
+            </w:pPr>
+            <w:r>
+              <w:rPr>
+                <w:rFonts w:ascii="Be Vietnam Pro" w:cs="Be Vietnam Pro" w:eastAsia="Be Vietnam Pro" w:hAnsi="Be Vietnam Pro"/>
+                <w:color w:val="101814"/>
+                <w:sz w:val="20"/>
+                <w:szCs w:val="20"/>
+              </w:rPr>
+              <w:t xml:space="preserve">Kết quả thật, log, tệp mẫu, chữ ký UAT</w:t>
+            </w:r>
+          </w:p>
+        </w:tc>
+      </w:tr>
+      <w:tr>
+        <w:trPr>
+          <w:tblHeader w:val="false"/>
+        </w:trPr>
+        <w:tc>
+          <w:tcPr>
+            <w:tcW w:type="dxa" w:w="1700"/>
+            <w:tcMar>
+              <w:top w:type="dxa" w:w="90"/>
+              <w:left w:type="dxa" w:w="120"/>
+              <w:bottom w:type="dxa" w:w="90"/>
+              <w:right w:type="dxa" w:w="120"/>
+            </w:tcMar>
+            <w:vAlign w:val="center"/>
+          </w:tcPr>
+          <w:p>
+            <w:pPr>
+              <w:spacing w:after="0" w:line="280"/>
+            </w:pPr>
+            <w:r>
+              <w:rPr>
+                <w:rFonts w:ascii="Be Vietnam Pro" w:cs="Be Vietnam Pro" w:eastAsia="Be Vietnam Pro" w:hAnsi="Be Vietnam Pro"/>
+                <w:color w:val="101814"/>
+                <w:sz w:val="20"/>
+                <w:szCs w:val="20"/>
+              </w:rPr>
+              <w:t xml:space="preserve">5. Đóng gói</w:t>
+            </w:r>
+          </w:p>
+        </w:tc>
+        <w:tc>
+          <w:tcPr>
+            <w:tcW w:type="dxa" w:w="1859"/>
+            <w:tcMar>
+              <w:top w:type="dxa" w:w="90"/>
+              <w:left w:type="dxa" w:w="120"/>
+              <w:bottom w:type="dxa" w:w="90"/>
+              <w:right w:type="dxa" w:w="120"/>
+            </w:tcMar>
+            <w:vAlign w:val="center"/>
+          </w:tcPr>
+          <w:p>
+            <w:pPr>
+              <w:spacing w:after="0" w:line="280"/>
+            </w:pPr>
+            <w:r>
+              <w:rPr>
+                <w:rFonts w:ascii="Menlo" w:cs="Menlo" w:eastAsia="Menlo" w:hAnsi="Menlo"/>
+                <w:color w:val="036F3D"/>
+                <w:sz w:val="20"/>
+                <w:szCs w:val="20"/>
+                <w:shd w:fill="F1F5F3" w:color="auto" w:val="clear"/>
+              </w:rPr>
+              <w:t xml:space="preserve">DA4-08</w:t>
+            </w:r>
+            <w:r>
+              <w:rPr>
+                <w:rFonts w:ascii="Be Vietnam Pro" w:cs="Be Vietnam Pro" w:eastAsia="Be Vietnam Pro" w:hAnsi="Be Vietnam Pro"/>
+                <w:color w:val="101814"/>
+                <w:sz w:val="20"/>
+                <w:szCs w:val="20"/>
+              </w:rPr>
+              <w:t xml:space="preserve"> phần A</w:t>
+            </w:r>
+          </w:p>
+        </w:tc>
+        <w:tc>
+          <w:tcPr>
+            <w:tcW w:type="dxa" w:w="1846"/>
+            <w:tcMar>
+              <w:top w:type="dxa" w:w="90"/>
+              <w:left w:type="dxa" w:w="120"/>
+              <w:bottom w:type="dxa" w:w="90"/>
+              <w:right w:type="dxa" w:w="120"/>
+            </w:tcMar>
+            <w:vAlign w:val="center"/>
+          </w:tcPr>
+          <w:p>
+            <w:pPr>
+              <w:spacing w:after="0" w:line="280"/>
+            </w:pPr>
+            <w:r>
+              <w:rPr>
+                <w:rFonts w:ascii="Be Vietnam Pro" w:cs="Be Vietnam Pro" w:eastAsia="Be Vietnam Pro" w:hAnsi="Be Vietnam Pro"/>
+                <w:color w:val="101814"/>
+                <w:sz w:val="20"/>
+                <w:szCs w:val="20"/>
+              </w:rPr>
+              <w:t xml:space="preserve">Có checklist, chưa thực hiện</w:t>
+            </w:r>
+          </w:p>
+        </w:tc>
+        <w:tc>
+          <w:tcPr>
+            <w:tcW w:type="dxa" w:w="3955"/>
+            <w:tcMar>
+              <w:top w:type="dxa" w:w="90"/>
+              <w:left w:type="dxa" w:w="120"/>
+              <w:bottom w:type="dxa" w:w="90"/>
+              <w:right w:type="dxa" w:w="120"/>
+            </w:tcMar>
+            <w:vAlign w:val="center"/>
+          </w:tcPr>
+          <w:p>
+            <w:pPr>
+              <w:spacing w:after="0" w:line="280"/>
+            </w:pPr>
+            <w:r>
+              <w:rPr>
+                <w:rFonts w:ascii="Be Vietnam Pro" w:cs="Be Vietnam Pro" w:eastAsia="Be Vietnam Pro" w:hAnsi="Be Vietnam Pro"/>
+                <w:color w:val="101814"/>
+                <w:sz w:val="20"/>
+                <w:szCs w:val="20"/>
+              </w:rPr>
+              <w:t xml:space="preserve">Release package, checksum, version/deployment record</w:t>
+            </w:r>
+          </w:p>
+        </w:tc>
+      </w:tr>
+      <w:tr>
+        <w:trPr>
+          <w:tblHeader w:val="false"/>
+        </w:trPr>
+        <w:tc>
+          <w:tcPr>
+            <w:tcW w:type="dxa" w:w="1700"/>
+            <w:tcMar>
+              <w:top w:type="dxa" w:w="90"/>
+              <w:left w:type="dxa" w:w="120"/>
+              <w:bottom w:type="dxa" w:w="90"/>
+              <w:right w:type="dxa" w:w="120"/>
+            </w:tcMar>
+            <w:vAlign w:val="center"/>
+          </w:tcPr>
+          <w:p>
+            <w:pPr>
+              <w:spacing w:after="0" w:line="280"/>
+            </w:pPr>
+            <w:r>
+              <w:rPr>
+                <w:rFonts w:ascii="Be Vietnam Pro" w:cs="Be Vietnam Pro" w:eastAsia="Be Vietnam Pro" w:hAnsi="Be Vietnam Pro"/>
+                <w:color w:val="101814"/>
+                <w:sz w:val="20"/>
+                <w:szCs w:val="20"/>
+              </w:rPr>
+              <w:t xml:space="preserve">6. Cài đặt/chuyển giao</w:t>
+            </w:r>
+          </w:p>
+        </w:tc>
+        <w:tc>
+          <w:tcPr>
+            <w:tcW w:type="dxa" w:w="1859"/>
+            <w:tcMar>
+              <w:top w:type="dxa" w:w="90"/>
+              <w:left w:type="dxa" w:w="120"/>
+              <w:bottom w:type="dxa" w:w="90"/>
+              <w:right w:type="dxa" w:w="120"/>
+            </w:tcMar>
+            <w:vAlign w:val="center"/>
+          </w:tcPr>
+          <w:p>
+            <w:pPr>
+              <w:spacing w:after="0" w:line="280"/>
+            </w:pPr>
+            <w:r>
+              <w:rPr>
+                <w:rFonts w:ascii="Menlo" w:cs="Menlo" w:eastAsia="Menlo" w:hAnsi="Menlo"/>
+                <w:color w:val="036F3D"/>
+                <w:sz w:val="20"/>
+                <w:szCs w:val="20"/>
+                <w:shd w:fill="F1F5F3" w:color="auto" w:val="clear"/>
+              </w:rPr>
+              <w:t xml:space="preserve">DA4-08</w:t>
+            </w:r>
+            <w:r>
+              <w:rPr>
+                <w:rFonts w:ascii="Be Vietnam Pro" w:cs="Be Vietnam Pro" w:eastAsia="Be Vietnam Pro" w:hAnsi="Be Vietnam Pro"/>
+                <w:color w:val="101814"/>
+                <w:sz w:val="20"/>
+                <w:szCs w:val="20"/>
+              </w:rPr>
+              <w:t xml:space="preserve"> phần B, </w:t>
+            </w:r>
+            <w:r>
+              <w:rPr>
+                <w:rFonts w:ascii="Menlo" w:cs="Menlo" w:eastAsia="Menlo" w:hAnsi="Menlo"/>
+                <w:color w:val="036F3D"/>
+                <w:sz w:val="20"/>
+                <w:szCs w:val="20"/>
+                <w:shd w:fill="F1F5F3" w:color="auto" w:val="clear"/>
+              </w:rPr>
+              <w:t xml:space="preserve">DA4-09</w:t>
+            </w:r>
+            <w:r>
+              <w:rPr>
+                <w:rFonts w:ascii="Be Vietnam Pro" w:cs="Be Vietnam Pro" w:eastAsia="Be Vietnam Pro" w:hAnsi="Be Vietnam Pro"/>
+                <w:color w:val="101814"/>
+                <w:sz w:val="20"/>
+                <w:szCs w:val="20"/>
+              </w:rPr>
+              <w:t xml:space="preserve">, </w:t>
+            </w:r>
+            <w:r>
+              <w:rPr>
+                <w:rFonts w:ascii="Menlo" w:cs="Menlo" w:eastAsia="Menlo" w:hAnsi="Menlo"/>
+                <w:color w:val="036F3D"/>
+                <w:sz w:val="20"/>
+                <w:szCs w:val="20"/>
+                <w:shd w:fill="F1F5F3" w:color="auto" w:val="clear"/>
+              </w:rPr>
+              <w:t xml:space="preserve">DA4-10</w:t>
+            </w:r>
+          </w:p>
+        </w:tc>
+        <w:tc>
+          <w:tcPr>
+            <w:tcW w:type="dxa" w:w="1846"/>
+            <w:tcMar>
+              <w:top w:type="dxa" w:w="90"/>
+              <w:left w:type="dxa" w:w="120"/>
+              <w:bottom w:type="dxa" w:w="90"/>
+              <w:right w:type="dxa" w:w="120"/>
+            </w:tcMar>
+            <w:vAlign w:val="center"/>
+          </w:tcPr>
+          <w:p>
+            <w:pPr>
+              <w:spacing w:after="0" w:line="280"/>
+            </w:pPr>
+            <w:r>
+              <w:rPr>
+                <w:rFonts w:ascii="Be Vietnam Pro" w:cs="Be Vietnam Pro" w:eastAsia="Be Vietnam Pro" w:hAnsi="Be Vietnam Pro"/>
+                <w:color w:val="101814"/>
+                <w:sz w:val="20"/>
+                <w:szCs w:val="20"/>
+              </w:rPr>
+              <w:t xml:space="preserve">Có hướng dẫn, chưa thực hiện</w:t>
+            </w:r>
+          </w:p>
+        </w:tc>
+        <w:tc>
+          <w:tcPr>
+            <w:tcW w:type="dxa" w:w="3955"/>
+            <w:tcMar>
+              <w:top w:type="dxa" w:w="90"/>
+              <w:left w:type="dxa" w:w="120"/>
+              <w:bottom w:type="dxa" w:w="90"/>
+              <w:right w:type="dxa" w:w="120"/>
+            </w:tcMar>
+            <w:vAlign w:val="center"/>
+          </w:tcPr>
+          <w:p>
+            <w:pPr>
+              <w:spacing w:after="0" w:line="280"/>
+            </w:pPr>
+            <w:r>
+              <w:rPr>
+                <w:rFonts w:ascii="Be Vietnam Pro" w:cs="Be Vietnam Pro" w:eastAsia="Be Vietnam Pro" w:hAnsi="Be Vietnam Pro"/>
+                <w:color w:val="101814"/>
+                <w:sz w:val="20"/>
+                <w:szCs w:val="20"/>
+              </w:rPr>
+              <w:t xml:space="preserve">Biên bản tài nguyên, quyền, bàn giao và diễn tập rollback</w:t>
+            </w:r>
+          </w:p>
+        </w:tc>
+      </w:tr>
+      <w:tr>
+        <w:trPr>
+          <w:tblHeader w:val="false"/>
+        </w:trPr>
+        <w:tc>
+          <w:tcPr>
+            <w:tcW w:type="dxa" w:w="1700"/>
+            <w:tcMar>
+              <w:top w:type="dxa" w:w="90"/>
+              <w:left w:type="dxa" w:w="120"/>
+              <w:bottom w:type="dxa" w:w="90"/>
+              <w:right w:type="dxa" w:w="120"/>
+            </w:tcMar>
+            <w:vAlign w:val="center"/>
+          </w:tcPr>
+          <w:p>
+            <w:pPr>
+              <w:spacing w:after="0" w:line="280"/>
+            </w:pPr>
+            <w:r>
+              <w:rPr>
+                <w:rFonts w:ascii="Be Vietnam Pro" w:cs="Be Vietnam Pro" w:eastAsia="Be Vietnam Pro" w:hAnsi="Be Vietnam Pro"/>
+                <w:color w:val="101814"/>
+                <w:sz w:val="20"/>
+                <w:szCs w:val="20"/>
+              </w:rPr>
+              <w:t xml:space="preserve">7. Phát hành</w:t>
+            </w:r>
+          </w:p>
+        </w:tc>
+        <w:tc>
+          <w:tcPr>
+            <w:tcW w:type="dxa" w:w="1859"/>
+            <w:tcMar>
+              <w:top w:type="dxa" w:w="90"/>
+              <w:left w:type="dxa" w:w="120"/>
+              <w:bottom w:type="dxa" w:w="90"/>
+              <w:right w:type="dxa" w:w="120"/>
+            </w:tcMar>
+            <w:vAlign w:val="center"/>
+          </w:tcPr>
+          <w:p>
+            <w:pPr>
+              <w:spacing w:after="0" w:line="280"/>
+            </w:pPr>
+            <w:r>
+              <w:rPr>
+                <w:rFonts w:ascii="Menlo" w:cs="Menlo" w:eastAsia="Menlo" w:hAnsi="Menlo"/>
+                <w:color w:val="036F3D"/>
+                <w:sz w:val="20"/>
+                <w:szCs w:val="20"/>
+                <w:shd w:fill="F1F5F3" w:color="auto" w:val="clear"/>
+              </w:rPr>
+              <w:t xml:space="preserve">DA4-08</w:t>
+            </w:r>
+            <w:r>
+              <w:rPr>
+                <w:rFonts w:ascii="Be Vietnam Pro" w:cs="Be Vietnam Pro" w:eastAsia="Be Vietnam Pro" w:hAnsi="Be Vietnam Pro"/>
+                <w:color w:val="101814"/>
+                <w:sz w:val="20"/>
+                <w:szCs w:val="20"/>
+              </w:rPr>
+              <w:t xml:space="preserve"> phần C</w:t>
+            </w:r>
+          </w:p>
+        </w:tc>
+        <w:tc>
+          <w:tcPr>
+            <w:tcW w:type="dxa" w:w="1846"/>
+            <w:tcMar>
+              <w:top w:type="dxa" w:w="90"/>
+              <w:left w:type="dxa" w:w="120"/>
+              <w:bottom w:type="dxa" w:w="90"/>
+              <w:right w:type="dxa" w:w="120"/>
+            </w:tcMar>
+            <w:vAlign w:val="center"/>
+          </w:tcPr>
+          <w:p>
+            <w:pPr>
+              <w:spacing w:after="0" w:line="280"/>
+            </w:pPr>
+            <w:r>
+              <w:rPr>
+                <w:rFonts w:ascii="Be Vietnam Pro" w:cs="Be Vietnam Pro" w:eastAsia="Be Vietnam Pro" w:hAnsi="Be Vietnam Pro"/>
+                <w:color w:val="101814"/>
+                <w:sz w:val="20"/>
+                <w:szCs w:val="20"/>
+              </w:rPr>
+              <w:t xml:space="preserve">Chưa phát hành</w:t>
+            </w:r>
+          </w:p>
+        </w:tc>
+        <w:tc>
+          <w:tcPr>
+            <w:tcW w:type="dxa" w:w="3955"/>
+            <w:tcMar>
+              <w:top w:type="dxa" w:w="90"/>
+              <w:left w:type="dxa" w:w="120"/>
+              <w:bottom w:type="dxa" w:w="90"/>
+              <w:right w:type="dxa" w:w="120"/>
+            </w:tcMar>
+            <w:vAlign w:val="center"/>
+          </w:tcPr>
+          <w:p>
+            <w:pPr>
+              <w:spacing w:after="0" w:line="280"/>
+            </w:pPr>
+            <w:r>
+              <w:rPr>
+                <w:rFonts w:ascii="Be Vietnam Pro" w:cs="Be Vietnam Pro" w:eastAsia="Be Vietnam Pro" w:hAnsi="Be Vietnam Pro"/>
+                <w:color w:val="101814"/>
+                <w:sz w:val="20"/>
+                <w:szCs w:val="20"/>
+              </w:rPr>
+              <w:t xml:space="preserve">UAT sign-off, webhook/trigger production, thông báo phát hành và log đầu tiên</w:t>
+            </w:r>
+          </w:p>
+        </w:tc>
+      </w:tr>
+    </w:tbl>
+    <w:p>
+      <w:pPr>
+        <w:spacing w:after="180"/>
+      </w:pPr>
+    </w:p>
+    <w:tbl>
+      <w:tblPr>
+        <w:tblW w:type="dxa" w:w="9360"/>
+        <w:tblBorders>
+          <w:top w:val="none" w:color="auto" w:sz="0"/>
+          <w:left w:val="single" w:color="008E4D" w:sz="18"/>
+          <w:bottom w:val="none" w:color="auto" w:sz="0"/>
+          <w:right w:val="none" w:color="auto" w:sz="0"/>
+          <w:insideH w:val="none" w:color="auto" w:sz="0"/>
+          <w:insideV w:val="none" w:color="auto" w:sz="0"/>
+        </w:tblBorders>
+        <w:tblLayout w:type="fixed"/>
+      </w:tblPr>
+      <w:tblGrid>
+        <w:gridCol w:w="9360"/>
+      </w:tblGrid>
+      <w:tr>
+        <w:tc>
+          <w:tcPr>
+            <w:tcW w:type="dxa" w:w="9360"/>
+            <w:shd w:fill="EEF6F1" w:color="auto" w:val="clear"/>
+            <w:tcMar>
+              <w:top w:type="dxa" w:w="150"/>
+              <w:left w:type="dxa" w:w="190"/>
+              <w:bottom w:type="dxa" w:w="150"/>
+              <w:right w:type="dxa" w:w="160"/>
+            </w:tcMar>
+          </w:tcPr>
+          <w:p>
+            <w:pPr>
+              <w:spacing w:after="0" w:line="290"/>
+            </w:pPr>
+            <w:r>
+              <w:rPr>
+                <w:rFonts w:ascii="Be Vietnam Pro" w:cs="Be Vietnam Pro" w:eastAsia="Be Vietnam Pro" w:hAnsi="Be Vietnam Pro"/>
+                <w:b/>
+                <w:bCs/>
+                <w:color w:val="101814"/>
+                <w:sz w:val="20"/>
+                <w:szCs w:val="20"/>
+              </w:rPr>
+              <w:t xml:space="preserve">Quy tắc đối chiếu DA4:</w:t>
+            </w:r>
+            <w:r>
+              <w:rPr>
+                <w:rFonts w:ascii="Be Vietnam Pro" w:cs="Be Vietnam Pro" w:eastAsia="Be Vietnam Pro" w:hAnsi="Be Vietnam Pro"/>
+                <w:color w:val="101814"/>
+                <w:sz w:val="20"/>
+                <w:szCs w:val="20"/>
+              </w:rPr>
+              <w:t xml:space="preserve"> không dùng mã nguồn, commit, test hoặc log vận hành của DA3 để lấp các ô còn thiếu của DA4. Hai dự án có kiến trúc và vòng đời bằng chứng khác nhau.</w:t>
+            </w:r>
+          </w:p>
+        </w:tc>
+      </w:tr>
+    </w:tbl>
+    <w:p>
+      <w:pPr>
+        <w:spacing w:after="160"/>
+      </w:pPr>
     </w:p>
     <w:p>
       <w:pPr>
@@ -8673,6 +9874,182 @@
                 <w:shd w:fill="F1F5F3" w:color="auto" w:val="clear"/>
               </w:rPr>
               <w:t xml:space="preserve">.md</w:t>
+            </w:r>
+          </w:p>
+        </w:tc>
+        <w:tc>
+          <w:tcPr>
+            <w:tcW w:type="dxa" w:w="1300"/>
+            <w:tcMar>
+              <w:top w:type="dxa" w:w="90"/>
+              <w:left w:type="dxa" w:w="120"/>
+              <w:bottom w:type="dxa" w:w="90"/>
+              <w:right w:type="dxa" w:w="120"/>
+            </w:tcMar>
+            <w:vAlign w:val="center"/>
+          </w:tcPr>
+          <w:p>
+            <w:pPr>
+              <w:spacing w:after="0" w:line="280"/>
+            </w:pPr>
+            <w:r>
+              <w:rPr>
+                <w:rFonts w:ascii="Be Vietnam Pro" w:cs="Be Vietnam Pro" w:eastAsia="Be Vietnam Pro" w:hAnsi="Be Vietnam Pro"/>
+                <w:color w:val="101814"/>
+                <w:sz w:val="20"/>
+                <w:szCs w:val="20"/>
+              </w:rPr>
+              <w:t xml:space="preserve">☐</w:t>
+            </w:r>
+          </w:p>
+        </w:tc>
+      </w:tr>
+      <w:tr>
+        <w:trPr>
+          <w:tblHeader w:val="false"/>
+        </w:trPr>
+        <w:tc>
+          <w:tcPr>
+            <w:tcW w:type="dxa" w:w="974"/>
+            <w:tcMar>
+              <w:top w:type="dxa" w:w="90"/>
+              <w:left w:type="dxa" w:w="120"/>
+              <w:bottom w:type="dxa" w:w="90"/>
+              <w:right w:type="dxa" w:w="120"/>
+            </w:tcMar>
+            <w:vAlign w:val="center"/>
+          </w:tcPr>
+          <w:p>
+            <w:pPr>
+              <w:spacing w:after="0" w:line="280"/>
+            </w:pPr>
+            <w:r>
+              <w:rPr>
+                <w:rFonts w:ascii="Be Vietnam Pro" w:cs="Be Vietnam Pro" w:eastAsia="Be Vietnam Pro" w:hAnsi="Be Vietnam Pro"/>
+                <w:color w:val="101814"/>
+                <w:sz w:val="20"/>
+                <w:szCs w:val="20"/>
+              </w:rPr>
+              <w:t xml:space="preserve">15</w:t>
+            </w:r>
+          </w:p>
+        </w:tc>
+        <w:tc>
+          <w:tcPr>
+            <w:tcW w:type="dxa" w:w="7086"/>
+            <w:tcMar>
+              <w:top w:type="dxa" w:w="90"/>
+              <w:left w:type="dxa" w:w="120"/>
+              <w:bottom w:type="dxa" w:w="90"/>
+              <w:right w:type="dxa" w:w="120"/>
+            </w:tcMar>
+            <w:vAlign w:val="center"/>
+          </w:tcPr>
+          <w:p>
+            <w:pPr>
+              <w:spacing w:after="0" w:line="280"/>
+            </w:pPr>
+            <w:r>
+              <w:rPr>
+                <w:rFonts w:ascii="Be Vietnam Pro" w:cs="Be Vietnam Pro" w:eastAsia="Be Vietnam Pro" w:hAnsi="Be Vietnam Pro"/>
+                <w:color w:val="101814"/>
+                <w:sz w:val="20"/>
+                <w:szCs w:val="20"/>
+              </w:rPr>
+              <w:t xml:space="preserve">Với DA4: phê duyệt yêu cầu/thiết kế trước khi đổi phiên bản hồ sơ từ </w:t>
+            </w:r>
+            <w:r>
+              <w:rPr>
+                <w:rFonts w:ascii="Menlo" w:cs="Menlo" w:eastAsia="Menlo" w:hAnsi="Menlo"/>
+                <w:color w:val="036F3D"/>
+                <w:sz w:val="20"/>
+                <w:szCs w:val="20"/>
+                <w:shd w:fill="F1F5F3" w:color="auto" w:val="clear"/>
+              </w:rPr>
+              <w:t xml:space="preserve">0.1</w:t>
+            </w:r>
+          </w:p>
+        </w:tc>
+        <w:tc>
+          <w:tcPr>
+            <w:tcW w:type="dxa" w:w="1300"/>
+            <w:tcMar>
+              <w:top w:type="dxa" w:w="90"/>
+              <w:left w:type="dxa" w:w="120"/>
+              <w:bottom w:type="dxa" w:w="90"/>
+              <w:right w:type="dxa" w:w="120"/>
+            </w:tcMar>
+            <w:vAlign w:val="center"/>
+          </w:tcPr>
+          <w:p>
+            <w:pPr>
+              <w:spacing w:after="0" w:line="280"/>
+            </w:pPr>
+            <w:r>
+              <w:rPr>
+                <w:rFonts w:ascii="Be Vietnam Pro" w:cs="Be Vietnam Pro" w:eastAsia="Be Vietnam Pro" w:hAnsi="Be Vietnam Pro"/>
+                <w:color w:val="101814"/>
+                <w:sz w:val="20"/>
+                <w:szCs w:val="20"/>
+              </w:rPr>
+              <w:t xml:space="preserve">☐</w:t>
+            </w:r>
+          </w:p>
+        </w:tc>
+      </w:tr>
+      <w:tr>
+        <w:trPr>
+          <w:tblHeader w:val="false"/>
+        </w:trPr>
+        <w:tc>
+          <w:tcPr>
+            <w:tcW w:type="dxa" w:w="974"/>
+            <w:tcMar>
+              <w:top w:type="dxa" w:w="90"/>
+              <w:left w:type="dxa" w:w="120"/>
+              <w:bottom w:type="dxa" w:w="90"/>
+              <w:right w:type="dxa" w:w="120"/>
+            </w:tcMar>
+            <w:vAlign w:val="center"/>
+          </w:tcPr>
+          <w:p>
+            <w:pPr>
+              <w:spacing w:after="0" w:line="280"/>
+            </w:pPr>
+            <w:r>
+              <w:rPr>
+                <w:rFonts w:ascii="Be Vietnam Pro" w:cs="Be Vietnam Pro" w:eastAsia="Be Vietnam Pro" w:hAnsi="Be Vietnam Pro"/>
+                <w:color w:val="101814"/>
+                <w:sz w:val="20"/>
+                <w:szCs w:val="20"/>
+              </w:rPr>
+              <w:t xml:space="preserve">16</w:t>
+            </w:r>
+          </w:p>
+        </w:tc>
+        <w:tc>
+          <w:tcPr>
+            <w:tcW w:type="dxa" w:w="7086"/>
+            <w:tcMar>
+              <w:top w:type="dxa" w:w="90"/>
+              <w:left w:type="dxa" w:w="120"/>
+              <w:bottom w:type="dxa" w:w="90"/>
+              <w:right w:type="dxa" w:w="120"/>
+            </w:tcMar>
+            <w:vAlign w:val="center"/>
+          </w:tcPr>
+          <w:p>
+            <w:pPr>
+              <w:spacing w:after="0" w:line="280"/>
+            </w:pPr>
+            <w:r>
+              <w:rPr>
+                <w:rFonts w:ascii="Be Vietnam Pro" w:cs="Be Vietnam Pro" w:eastAsia="Be Vietnam Pro" w:hAnsi="Be Vietnam Pro"/>
+                <w:color w:val="101814"/>
+                <w:sz w:val="20"/>
+                <w:szCs w:val="20"/>
+              </w:rPr>
+              <w:t xml:space="preserve">Với DA4: chỉ đánh dấu công đoạn 3–7 hoàn tất sau khi có bằng chứng riêng</w:t>
             </w:r>
           </w:p>
         </w:tc>

--- a/docs/00-ho-so-chung/00-3-doi-chieu-ho-so-theo-cong-doan.docx
+++ b/docs/00-ho-so-chung/00-3-doi-chieu-ho-so-theo-cong-doan.docx
@@ -68,7 +68,7 @@
           <w:sz w:val="22"/>
           <w:szCs w:val="22"/>
         </w:rPr>
-        <w:t xml:space="preserve">HỒ SƠ CHUNG — SẢN XUẤT PHẦN MỀM NỘI BỘ</w:t>
+        <w:t xml:space="preserve">HỒ SƠ CHUNG — OPTIMAI THỰC HIỆN CHO BIOSCOPE</w:t>
       </w:r>
     </w:p>
     <w:p>
@@ -123,8 +123,8 @@
         <w:tblLayout w:type="fixed"/>
       </w:tblPr>
       <w:tblGrid>
-        <w:gridCol w:w="2302"/>
-        <w:gridCol w:w="7058"/>
+        <w:gridCol w:w="2380"/>
+        <w:gridCol w:w="6980"/>
       </w:tblGrid>
       <w:tr>
         <w:trPr>
@@ -132,7 +132,7 @@
         </w:trPr>
         <w:tc>
           <w:tcPr>
-            <w:tcW w:type="dxa" w:w="2302"/>
+            <w:tcW w:type="dxa" w:w="2380"/>
             <w:shd w:fill="EEF6F1" w:color="auto" w:val="clear"/>
             <w:tcMar>
               <w:top w:type="dxa" w:w="90"/>
@@ -161,7 +161,7 @@
         </w:tc>
         <w:tc>
           <w:tcPr>
-            <w:tcW w:type="dxa" w:w="7058"/>
+            <w:tcW w:type="dxa" w:w="6980"/>
             <w:shd w:fill="EEF6F1" w:color="auto" w:val="clear"/>
             <w:tcMar>
               <w:top w:type="dxa" w:w="90"/>
@@ -195,7 +195,7 @@
         </w:trPr>
         <w:tc>
           <w:tcPr>
-            <w:tcW w:type="dxa" w:w="2302"/>
+            <w:tcW w:type="dxa" w:w="2380"/>
             <w:tcMar>
               <w:top w:type="dxa" w:w="90"/>
               <w:left w:type="dxa" w:w="120"/>
@@ -221,7 +221,7 @@
         </w:tc>
         <w:tc>
           <w:tcPr>
-            <w:tcW w:type="dxa" w:w="7058"/>
+            <w:tcW w:type="dxa" w:w="6980"/>
             <w:tcMar>
               <w:top w:type="dxa" w:w="90"/>
               <w:left w:type="dxa" w:w="120"/>
@@ -252,7 +252,7 @@
         </w:trPr>
         <w:tc>
           <w:tcPr>
-            <w:tcW w:type="dxa" w:w="2302"/>
+            <w:tcW w:type="dxa" w:w="2380"/>
             <w:tcMar>
               <w:top w:type="dxa" w:w="90"/>
               <w:left w:type="dxa" w:w="120"/>
@@ -278,27 +278,27 @@
         </w:tc>
         <w:tc>
           <w:tcPr>
-            <w:tcW w:type="dxa" w:w="7058"/>
-            <w:tcMar>
-              <w:top w:type="dxa" w:w="90"/>
-              <w:left w:type="dxa" w:w="120"/>
-              <w:bottom w:type="dxa" w:w="90"/>
-              <w:right w:type="dxa" w:w="120"/>
-            </w:tcMar>
-            <w:vAlign w:val="center"/>
-          </w:tcPr>
-          <w:p>
-            <w:pPr>
-              <w:spacing w:after="0" w:line="280"/>
-            </w:pPr>
-            <w:r>
-              <w:rPr>
-                <w:rFonts w:ascii="Be Vietnam Pro" w:cs="Be Vietnam Pro" w:eastAsia="Be Vietnam Pro" w:hAnsi="Be Vietnam Pro"/>
-                <w:color w:val="101814"/>
-                <w:sz w:val="20"/>
-                <w:szCs w:val="20"/>
-              </w:rPr>
-              <w:t xml:space="preserve">Hồ sơ chung — sản xuất phần mềm nội bộ</w:t>
+            <w:tcW w:type="dxa" w:w="6980"/>
+            <w:tcMar>
+              <w:top w:type="dxa" w:w="90"/>
+              <w:left w:type="dxa" w:w="120"/>
+              <w:bottom w:type="dxa" w:w="90"/>
+              <w:right w:type="dxa" w:w="120"/>
+            </w:tcMar>
+            <w:vAlign w:val="center"/>
+          </w:tcPr>
+          <w:p>
+            <w:pPr>
+              <w:spacing w:after="0" w:line="280"/>
+            </w:pPr>
+            <w:r>
+              <w:rPr>
+                <w:rFonts w:ascii="Be Vietnam Pro" w:cs="Be Vietnam Pro" w:eastAsia="Be Vietnam Pro" w:hAnsi="Be Vietnam Pro"/>
+                <w:color w:val="101814"/>
+                <w:sz w:val="20"/>
+                <w:szCs w:val="20"/>
+              </w:rPr>
+              <w:t xml:space="preserve">Hồ sơ chung — OPTIMAI thực hiện cho Bioscope</w:t>
             </w:r>
           </w:p>
         </w:tc>
@@ -309,7 +309,7 @@
         </w:trPr>
         <w:tc>
           <w:tcPr>
-            <w:tcW w:type="dxa" w:w="2302"/>
+            <w:tcW w:type="dxa" w:w="2380"/>
             <w:tcMar>
               <w:top w:type="dxa" w:w="90"/>
               <w:left w:type="dxa" w:w="120"/>
@@ -335,7 +335,7 @@
         </w:tc>
         <w:tc>
           <w:tcPr>
-            <w:tcW w:type="dxa" w:w="7058"/>
+            <w:tcW w:type="dxa" w:w="6980"/>
             <w:tcMar>
               <w:top w:type="dxa" w:w="90"/>
               <w:left w:type="dxa" w:w="120"/>
@@ -366,7 +366,7 @@
         </w:trPr>
         <w:tc>
           <w:tcPr>
-            <w:tcW w:type="dxa" w:w="2302"/>
+            <w:tcW w:type="dxa" w:w="2380"/>
             <w:tcMar>
               <w:top w:type="dxa" w:w="90"/>
               <w:left w:type="dxa" w:w="120"/>
@@ -392,7 +392,7 @@
         </w:tc>
         <w:tc>
           <w:tcPr>
-            <w:tcW w:type="dxa" w:w="7058"/>
+            <w:tcW w:type="dxa" w:w="6980"/>
             <w:tcMar>
               <w:top w:type="dxa" w:w="90"/>
               <w:left w:type="dxa" w:w="120"/>
@@ -423,7 +423,7 @@
         </w:trPr>
         <w:tc>
           <w:tcPr>
-            <w:tcW w:type="dxa" w:w="2302"/>
+            <w:tcW w:type="dxa" w:w="2380"/>
             <w:tcMar>
               <w:top w:type="dxa" w:w="90"/>
               <w:left w:type="dxa" w:w="120"/>
@@ -449,7 +449,7 @@
         </w:tc>
         <w:tc>
           <w:tcPr>
-            <w:tcW w:type="dxa" w:w="7058"/>
+            <w:tcW w:type="dxa" w:w="6980"/>
             <w:tcMar>
               <w:top w:type="dxa" w:w="90"/>
               <w:left w:type="dxa" w:w="120"/>
@@ -480,7 +480,7 @@
         </w:trPr>
         <w:tc>
           <w:tcPr>
-            <w:tcW w:type="dxa" w:w="2302"/>
+            <w:tcW w:type="dxa" w:w="2380"/>
             <w:tcMar>
               <w:top w:type="dxa" w:w="90"/>
               <w:left w:type="dxa" w:w="120"/>
@@ -506,27 +506,27 @@
         </w:tc>
         <w:tc>
           <w:tcPr>
-            <w:tcW w:type="dxa" w:w="7058"/>
-            <w:tcMar>
-              <w:top w:type="dxa" w:w="90"/>
-              <w:left w:type="dxa" w:w="120"/>
-              <w:bottom w:type="dxa" w:w="90"/>
-              <w:right w:type="dxa" w:w="120"/>
-            </w:tcMar>
-            <w:vAlign w:val="center"/>
-          </w:tcPr>
-          <w:p>
-            <w:pPr>
-              <w:spacing w:after="0" w:line="280"/>
-            </w:pPr>
-            <w:r>
-              <w:rPr>
-                <w:rFonts w:ascii="Be Vietnam Pro" w:cs="Be Vietnam Pro" w:eastAsia="Be Vietnam Pro" w:hAnsi="Be Vietnam Pro"/>
-                <w:color w:val="101814"/>
-                <w:sz w:val="20"/>
-                <w:szCs w:val="20"/>
-              </w:rPr>
-              <w:t xml:space="preserve">Bộ phận Phát triển phần mềm — Công ty Bioscope</w:t>
+            <w:tcW w:type="dxa" w:w="6980"/>
+            <w:tcMar>
+              <w:top w:type="dxa" w:w="90"/>
+              <w:left w:type="dxa" w:w="120"/>
+              <w:bottom w:type="dxa" w:w="90"/>
+              <w:right w:type="dxa" w:w="120"/>
+            </w:tcMar>
+            <w:vAlign w:val="center"/>
+          </w:tcPr>
+          <w:p>
+            <w:pPr>
+              <w:spacing w:after="0" w:line="280"/>
+            </w:pPr>
+            <w:r>
+              <w:rPr>
+                <w:rFonts w:ascii="Be Vietnam Pro" w:cs="Be Vietnam Pro" w:eastAsia="Be Vietnam Pro" w:hAnsi="Be Vietnam Pro"/>
+                <w:color w:val="101814"/>
+                <w:sz w:val="20"/>
+                <w:szCs w:val="20"/>
+              </w:rPr>
+              <w:t xml:space="preserve">HungDV — Product Owner, Công ty OPTIMAI</w:t>
             </w:r>
           </w:p>
         </w:tc>
@@ -537,7 +537,7 @@
         </w:trPr>
         <w:tc>
           <w:tcPr>
-            <w:tcW w:type="dxa" w:w="2302"/>
+            <w:tcW w:type="dxa" w:w="2380"/>
             <w:tcMar>
               <w:top w:type="dxa" w:w="90"/>
               <w:left w:type="dxa" w:w="120"/>
@@ -563,27 +563,27 @@
         </w:tc>
         <w:tc>
           <w:tcPr>
-            <w:tcW w:type="dxa" w:w="7058"/>
-            <w:tcMar>
-              <w:top w:type="dxa" w:w="90"/>
-              <w:left w:type="dxa" w:w="120"/>
-              <w:bottom w:type="dxa" w:w="90"/>
-              <w:right w:type="dxa" w:w="120"/>
-            </w:tcMar>
-            <w:vAlign w:val="center"/>
-          </w:tcPr>
-          <w:p>
-            <w:pPr>
-              <w:spacing w:after="0" w:line="280"/>
-            </w:pPr>
-            <w:r>
-              <w:rPr>
-                <w:rFonts w:ascii="Be Vietnam Pro" w:cs="Be Vietnam Pro" w:eastAsia="Be Vietnam Pro" w:hAnsi="Be Vietnam Pro"/>
-                <w:color w:val="101814"/>
-                <w:sz w:val="20"/>
-                <w:szCs w:val="20"/>
-              </w:rPr>
-              <w:t xml:space="preserve">Ban Giám đốc</w:t>
+            <w:tcW w:type="dxa" w:w="6980"/>
+            <w:tcMar>
+              <w:top w:type="dxa" w:w="90"/>
+              <w:left w:type="dxa" w:w="120"/>
+              <w:bottom w:type="dxa" w:w="90"/>
+              <w:right w:type="dxa" w:w="120"/>
+            </w:tcMar>
+            <w:vAlign w:val="center"/>
+          </w:tcPr>
+          <w:p>
+            <w:pPr>
+              <w:spacing w:after="0" w:line="280"/>
+            </w:pPr>
+            <w:r>
+              <w:rPr>
+                <w:rFonts w:ascii="Be Vietnam Pro" w:cs="Be Vietnam Pro" w:eastAsia="Be Vietnam Pro" w:hAnsi="Be Vietnam Pro"/>
+                <w:color w:val="101814"/>
+                <w:sz w:val="20"/>
+                <w:szCs w:val="20"/>
+              </w:rPr>
+              <w:t xml:space="preserve">Ban Giám đốc Công ty OPTIMAI</w:t>
             </w:r>
           </w:p>
         </w:tc>
@@ -10097,7 +10097,7 @@
           <w:sz w:val="21"/>
           <w:szCs w:val="21"/>
         </w:rPr>
-        <w:t xml:space="preserve">Tám mục đầu là việc của công ty, không phải việc kỹ thuật. Hồ sơ kỹ thuật dù đầy đủ đến đâu, thiếu bảy mục này thì vẫn không chứng minh được </w:t>
+        <w:t xml:space="preserve">Tám mục đầu là việc của hai công ty, không phải việc kỹ thuật. Hồ sơ kỹ thuật dù đầy đủ đến đâu, thiếu tám mục này thì vẫn không chứng minh được </w:t>
       </w:r>
       <w:r>
         <w:rPr>
@@ -10108,7 +10108,7 @@
           <w:sz w:val="21"/>
           <w:szCs w:val="21"/>
         </w:rPr>
-        <w:t xml:space="preserve">công ty</w:t>
+        <w:t xml:space="preserve">OPTIMAI</w:t>
       </w:r>
       <w:r>
         <w:rPr>
@@ -10117,7 +10117,7 @@
           <w:sz w:val="21"/>
           <w:szCs w:val="21"/>
         </w:rPr>
-        <w:t xml:space="preserve"> tự phát triển — chỉ chứng minh được </w:t>
+        <w:t xml:space="preserve"> đã sản xuất — chỉ chứng minh được </w:t>
       </w:r>
       <w:r>
         <w:rPr>
@@ -10137,7 +10137,7 @@
           <w:sz w:val="21"/>
           <w:szCs w:val="21"/>
         </w:rPr>
-        <w:t xml:space="preserve"> tự phát triển.</w:t>
+        <w:t xml:space="preserve"> đã sản xuất.</w:t>
       </w:r>
     </w:p>
     <w:sectPr>
@@ -10210,7 +10210,7 @@
         <w:sz w:val="16"/>
         <w:szCs w:val="16"/>
       </w:rPr>
-      <w:t xml:space="preserve">Hồ sơ chung — sản xuất phần mềm nội bộ  ·  Trang </w:t>
+      <w:t xml:space="preserve">Hồ sơ chung — OPTIMAI thực hiện cho Bioscope  ·  Trang </w:t>
     </w:r>
     <w:r>
       <w:rPr>

--- a/docs/00-ho-so-chung/00-3-doi-chieu-ho-so-theo-cong-doan.docx
+++ b/docs/00-ho-so-chung/00-3-doi-chieu-ho-so-theo-cong-doan.docx
@@ -9,48 +9,39 @@
     </w:p>
     <w:p>
       <w:pPr>
-        <w:spacing w:after="350"/>
+        <w:spacing w:after="40"/>
         <w:jc w:val="center"/>
       </w:pPr>
       <w:r>
-        <w:drawing>
-          <wp:inline distT="0" distB="0" distL="0" distR="0">
-            <wp:extent cx="2476500" cy="723900"/>
-            <wp:effectExtent t="0" r="0" b="0" l="0"/>
-            <wp:docPr id="1" name="" descr="" title=""/>
-            <wp:cNvGraphicFramePr>
-              <a:graphicFrameLocks xmlns:a="http://schemas.openxmlformats.org/drawingml/2006/main" noChangeAspect="1"/>
-            </wp:cNvGraphicFramePr>
-            <a:graphic xmlns:a="http://schemas.openxmlformats.org/drawingml/2006/main">
-              <a:graphicData uri="http://schemas.openxmlformats.org/drawingml/2006/picture">
-                <pic:pic xmlns:pic="http://schemas.openxmlformats.org/drawingml/2006/picture">
-                  <pic:nvPicPr>
-                    <pic:cNvPr id="0" name="" descr=""/>
-                    <pic:cNvPicPr>
-                      <a:picLocks noChangeAspect="1" noChangeArrowheads="1"/>
-                    </pic:cNvPicPr>
-                  </pic:nvPicPr>
-                  <pic:blipFill>
-                    <a:blip r:embed="rId9" cstate="none"/>
-                    <a:srcRect/>
-                    <a:stretch>
-                      <a:fillRect/>
-                    </a:stretch>
-                  </pic:blipFill>
-                  <pic:spPr bwMode="auto">
-                    <a:xfrm>
-                      <a:off x="0" y="0"/>
-                      <a:ext cx="2476500" cy="723900"/>
-                    </a:xfrm>
-                    <a:prstGeom prst="rect">
-                      <a:avLst/>
-                    </a:prstGeom>
-                  </pic:spPr>
-                </pic:pic>
-              </a:graphicData>
-            </a:graphic>
-          </wp:inline>
-        </w:drawing>
+        <w:rPr>
+          <w:rFonts w:ascii="Be Vietnam Pro" w:cs="Be Vietnam Pro" w:eastAsia="Be Vietnam Pro" w:hAnsi="Be Vietnam Pro"/>
+          <w:b/>
+          <w:bCs/>
+          <w:color w:val="036F3D"/>
+          <w:spacing w:val="160"/>
+          <w:sz w:val="64"/>
+          <w:szCs w:val="64"/>
+        </w:rPr>
+        <w:t xml:space="preserve">OPTIMAI</w:t>
+      </w:r>
+    </w:p>
+    <w:p>
+      <w:pPr>
+        <w:pBdr>
+          <w:top w:val="single" w:color="F58E33" w:sz="8" w:space="10"/>
+        </w:pBdr>
+        <w:spacing w:after="320"/>
+        <w:jc w:val="center"/>
+      </w:pPr>
+      <w:r>
+        <w:rPr>
+          <w:rFonts w:ascii="Be Vietnam Pro" w:cs="Be Vietnam Pro" w:eastAsia="Be Vietnam Pro" w:hAnsi="Be Vietnam Pro"/>
+          <w:color w:val="8A4B12"/>
+          <w:spacing w:val="70"/>
+          <w:sz w:val="16"/>
+          <w:szCs w:val="16"/>
+        </w:rPr>
+        <w:t xml:space="preserve">CÔNG TY PHÁT TRIỂN PHẦN MỀM</w:t>
       </w:r>
     </w:p>
     <w:p>
@@ -8656,7 +8647,7 @@
                 <w:sz w:val="20"/>
                 <w:szCs w:val="20"/>
               </w:rPr>
-              <w:t xml:space="preserve">Điền bảng đối chiếu danh tính kỹ thuật ↔ nhân sự trong </w:t>
+              <w:t xml:space="preserve">Ban Giám đốc xác nhận ma trận phân công ở </w:t>
             </w:r>
             <w:r>
               <w:rPr>
@@ -8675,7 +8666,7 @@
                 <w:sz w:val="20"/>
                 <w:szCs w:val="20"/>
               </w:rPr>
-              <w:t xml:space="preserve"> mục 2</w:t>
+              <w:t xml:space="preserve"> mục 4.1</w:t>
             </w:r>
           </w:p>
         </w:tc>
@@ -10324,44 +10315,16 @@
             <w:spacing w:after="0"/>
           </w:pPr>
           <w:r>
-            <w:drawing>
-              <wp:inline distT="0" distB="0" distL="0" distR="0">
-                <wp:extent cx="1009650" cy="295275"/>
-                <wp:effectExtent t="0" r="0" b="0" l="0"/>
-                <wp:docPr id="1" name="" descr="" title=""/>
-                <wp:cNvGraphicFramePr>
-                  <a:graphicFrameLocks xmlns:a="http://schemas.openxmlformats.org/drawingml/2006/main" noChangeAspect="1"/>
-                </wp:cNvGraphicFramePr>
-                <a:graphic xmlns:a="http://schemas.openxmlformats.org/drawingml/2006/main">
-                  <a:graphicData uri="http://schemas.openxmlformats.org/drawingml/2006/picture">
-                    <pic:pic xmlns:pic="http://schemas.openxmlformats.org/drawingml/2006/picture">
-                      <pic:nvPicPr>
-                        <pic:cNvPr id="0" name="" descr=""/>
-                        <pic:cNvPicPr>
-                          <a:picLocks noChangeAspect="1" noChangeArrowheads="1"/>
-                        </pic:cNvPicPr>
-                      </pic:nvPicPr>
-                      <pic:blipFill>
-                        <a:blip r:embed="rId0" cstate="none"/>
-                        <a:srcRect/>
-                        <a:stretch>
-                          <a:fillRect/>
-                        </a:stretch>
-                      </pic:blipFill>
-                      <pic:spPr bwMode="auto">
-                        <a:xfrm>
-                          <a:off x="0" y="0"/>
-                          <a:ext cx="1009650" cy="295275"/>
-                        </a:xfrm>
-                        <a:prstGeom prst="rect">
-                          <a:avLst/>
-                        </a:prstGeom>
-                      </pic:spPr>
-                    </pic:pic>
-                  </a:graphicData>
-                </a:graphic>
-              </wp:inline>
-            </w:drawing>
+            <w:rPr>
+              <w:rFonts w:ascii="Be Vietnam Pro" w:cs="Be Vietnam Pro" w:eastAsia="Be Vietnam Pro" w:hAnsi="Be Vietnam Pro"/>
+              <w:b/>
+              <w:bCs/>
+              <w:color w:val="036F3D"/>
+              <w:spacing w:val="60"/>
+              <w:sz w:val="19"/>
+              <w:szCs w:val="19"/>
+            </w:rPr>
+            <w:t xml:space="preserve">OPTIMAI</w:t>
           </w:r>
         </w:p>
       </w:tc>

--- a/docs/00-ho-so-chung/00-3-doi-chieu-ho-so-theo-cong-doan.docx
+++ b/docs/00-ho-so-chung/00-3-doi-chieu-ho-so-theo-cong-doan.docx
@@ -517,7 +517,7 @@
                 <w:sz w:val="20"/>
                 <w:szCs w:val="20"/>
               </w:rPr>
-              <w:t xml:space="preserve">HungDV — Product Owner, Công ty OPTIMAI</w:t>
+              <w:t xml:space="preserve">A Hùng — Product Owner, Công ty OPTIMAI</w:t>
             </w:r>
           </w:p>
         </w:tc>
@@ -915,6 +915,189 @@
           <w:docGrid w:linePitch="360"/>
         </w:sectPr>
       </w:pPr>
+    </w:p>
+    <w:p>
+      <w:pPr>
+        <w:spacing w:after="140" w:before="120"/>
+      </w:pPr>
+      <w:r>
+        <w:rPr>
+          <w:rFonts w:ascii="Be Vietnam Pro" w:cs="Be Vietnam Pro" w:eastAsia="Be Vietnam Pro" w:hAnsi="Be Vietnam Pro"/>
+          <w:b/>
+          <w:bCs/>
+          <w:color w:val="036F3D"/>
+          <w:spacing w:val="50"/>
+          <w:sz w:val="21"/>
+          <w:szCs w:val="21"/>
+        </w:rPr>
+        <w:t xml:space="preserve">MỤC LỤC</w:t>
+      </w:r>
+    </w:p>
+    <w:p>
+      <w:pPr>
+        <w:spacing w:after="40" w:line="260"/>
+        <w:ind w:left="220"/>
+      </w:pPr>
+      <w:r>
+        <w:rPr>
+          <w:rFonts w:ascii="Be Vietnam Pro" w:cs="Be Vietnam Pro" w:eastAsia="Be Vietnam Pro" w:hAnsi="Be Vietnam Pro"/>
+          <w:color w:val="4A5551"/>
+          <w:sz w:val="19"/>
+          <w:szCs w:val="19"/>
+        </w:rPr>
+        <w:t xml:space="preserve">1. Đối chiếu tổng quát</w:t>
+      </w:r>
+    </w:p>
+    <w:p>
+      <w:pPr>
+        <w:spacing w:after="40" w:line="260"/>
+        <w:ind w:left="220"/>
+      </w:pPr>
+      <w:r>
+        <w:rPr>
+          <w:rFonts w:ascii="Be Vietnam Pro" w:cs="Be Vietnam Pro" w:eastAsia="Be Vietnam Pro" w:hAnsi="Be Vietnam Pro"/>
+          <w:color w:val="4A5551"/>
+          <w:sz w:val="19"/>
+          <w:szCs w:val="19"/>
+        </w:rPr>
+        <w:t xml:space="preserve">2. Đối chiếu chi tiết — Công đoạn 1: Xác định yêu cầu</w:t>
+      </w:r>
+    </w:p>
+    <w:p>
+      <w:pPr>
+        <w:spacing w:after="40" w:line="260"/>
+        <w:ind w:left="220"/>
+      </w:pPr>
+      <w:r>
+        <w:rPr>
+          <w:rFonts w:ascii="Be Vietnam Pro" w:cs="Be Vietnam Pro" w:eastAsia="Be Vietnam Pro" w:hAnsi="Be Vietnam Pro"/>
+          <w:color w:val="4A5551"/>
+          <w:sz w:val="19"/>
+          <w:szCs w:val="19"/>
+        </w:rPr>
+        <w:t xml:space="preserve">3. Đối chiếu chi tiết — Công đoạn 2: Phân tích và thiết kế</w:t>
+      </w:r>
+    </w:p>
+    <w:p>
+      <w:pPr>
+        <w:spacing w:after="40" w:line="260"/>
+        <w:ind w:left="220"/>
+      </w:pPr>
+      <w:r>
+        <w:rPr>
+          <w:rFonts w:ascii="Be Vietnam Pro" w:cs="Be Vietnam Pro" w:eastAsia="Be Vietnam Pro" w:hAnsi="Be Vietnam Pro"/>
+          <w:color w:val="4A5551"/>
+          <w:sz w:val="19"/>
+          <w:szCs w:val="19"/>
+        </w:rPr>
+        <w:t xml:space="preserve">4. Đối chiếu chi tiết — Công đoạn 3: Lập trình</w:t>
+      </w:r>
+    </w:p>
+    <w:p>
+      <w:pPr>
+        <w:spacing w:after="40" w:line="260"/>
+        <w:ind w:left="220"/>
+      </w:pPr>
+      <w:r>
+        <w:rPr>
+          <w:rFonts w:ascii="Be Vietnam Pro" w:cs="Be Vietnam Pro" w:eastAsia="Be Vietnam Pro" w:hAnsi="Be Vietnam Pro"/>
+          <w:color w:val="4A5551"/>
+          <w:sz w:val="19"/>
+          <w:szCs w:val="19"/>
+        </w:rPr>
+        <w:t xml:space="preserve">5. Đối chiếu chi tiết — Công đoạn 4: Kiểm thử</w:t>
+      </w:r>
+    </w:p>
+    <w:p>
+      <w:pPr>
+        <w:spacing w:after="40" w:line="260"/>
+        <w:ind w:left="220"/>
+      </w:pPr>
+      <w:r>
+        <w:rPr>
+          <w:rFonts w:ascii="Be Vietnam Pro" w:cs="Be Vietnam Pro" w:eastAsia="Be Vietnam Pro" w:hAnsi="Be Vietnam Pro"/>
+          <w:color w:val="4A5551"/>
+          <w:sz w:val="19"/>
+          <w:szCs w:val="19"/>
+        </w:rPr>
+        <w:t xml:space="preserve">6. Đối chiếu chi tiết — Công đoạn 5: Đóng gói</w:t>
+      </w:r>
+    </w:p>
+    <w:p>
+      <w:pPr>
+        <w:spacing w:after="40" w:line="260"/>
+        <w:ind w:left="220"/>
+      </w:pPr>
+      <w:r>
+        <w:rPr>
+          <w:rFonts w:ascii="Be Vietnam Pro" w:cs="Be Vietnam Pro" w:eastAsia="Be Vietnam Pro" w:hAnsi="Be Vietnam Pro"/>
+          <w:color w:val="4A5551"/>
+          <w:sz w:val="19"/>
+          <w:szCs w:val="19"/>
+        </w:rPr>
+        <w:t xml:space="preserve">7. Đối chiếu chi tiết — Công đoạn 6: Cài đặt, chuyển giao, bảo trì</w:t>
+      </w:r>
+    </w:p>
+    <w:p>
+      <w:pPr>
+        <w:spacing w:after="40" w:line="260"/>
+        <w:ind w:left="220"/>
+      </w:pPr>
+      <w:r>
+        <w:rPr>
+          <w:rFonts w:ascii="Be Vietnam Pro" w:cs="Be Vietnam Pro" w:eastAsia="Be Vietnam Pro" w:hAnsi="Be Vietnam Pro"/>
+          <w:color w:val="4A5551"/>
+          <w:sz w:val="19"/>
+          <w:szCs w:val="19"/>
+        </w:rPr>
+        <w:t xml:space="preserve">8. Đối chiếu chi tiết — Công đoạn 7: Phát hành</w:t>
+      </w:r>
+    </w:p>
+    <w:p>
+      <w:pPr>
+        <w:spacing w:after="40" w:line="260"/>
+        <w:ind w:left="220"/>
+      </w:pPr>
+      <w:r>
+        <w:rPr>
+          <w:rFonts w:ascii="Be Vietnam Pro" w:cs="Be Vietnam Pro" w:eastAsia="Be Vietnam Pro" w:hAnsi="Be Vietnam Pro"/>
+          <w:color w:val="4A5551"/>
+          <w:sz w:val="19"/>
+          <w:szCs w:val="19"/>
+        </w:rPr>
+        <w:t xml:space="preserve">9. Danh mục tài liệu đầy đủ</w:t>
+      </w:r>
+    </w:p>
+    <w:p>
+      <w:pPr>
+        <w:spacing w:after="40" w:line="260"/>
+        <w:ind w:left="220"/>
+      </w:pPr>
+      <w:r>
+        <w:rPr>
+          <w:rFonts w:ascii="Be Vietnam Pro" w:cs="Be Vietnam Pro" w:eastAsia="Be Vietnam Pro" w:hAnsi="Be Vietnam Pro"/>
+          <w:color w:val="4A5551"/>
+          <w:sz w:val="19"/>
+          <w:szCs w:val="19"/>
+        </w:rPr>
+        <w:t xml:space="preserve">10. Danh sách kiểm tra trước khi nộp</w:t>
+      </w:r>
+    </w:p>
+    <w:p>
+      <w:pPr>
+        <w:pBdr>
+          <w:bottom w:val="single" w:color="CFE3D8" w:sz="4" w:space="4"/>
+        </w:pBdr>
+        <w:spacing w:after="260" w:before="160"/>
+      </w:pPr>
+      <w:r>
+        <w:rPr>
+          <w:rFonts w:ascii="Be Vietnam Pro" w:cs="Be Vietnam Pro" w:eastAsia="Be Vietnam Pro" w:hAnsi="Be Vietnam Pro"/>
+          <w:sz w:val="2"/>
+          <w:szCs w:val="2"/>
+        </w:rPr>
+        <w:t xml:space="preserve"/>
+      </w:r>
     </w:p>
     <w:p>
       <w:pPr>
